--- a/final-exam/ENGSE206_Final_PartA_GroupAnswer_Template_v1.0.docx
+++ b/final-exam/ENGSE206_Final_PartA_GroupAnswer_Template_v1.0.docx
@@ -4347,10 +4347,7 @@
               <w:keepNext/>
             </w:pPr>
             <w:r>
-              <w:t>Notification Service Componen</w:t>
-            </w:r>
-            <w:r>
-              <w:t>t</w:t>
+              <w:t>Notification Service Component</w:t>
             </w:r>
           </w:p>
         </w:tc>
@@ -5709,10 +5706,7 @@
         <w:t xml:space="preserve">ชื่อ </w:t>
       </w:r>
       <w:r>
-        <w:t>Automated Task Due &amp; Status Notification</w:t>
-      </w:r>
-      <w:r>
-        <w:t xml:space="preserve"> </w:t>
+        <w:t xml:space="preserve">Automated Task Due &amp; Status Notification </w:t>
       </w:r>
       <w:r>
         <w:t>· flow</w:t>
@@ -9407,15 +9401,7 @@
               <w:rPr>
                 <w:cs/>
               </w:rPr>
-              <w:t>ยังไม่ระบุข้อกำหนดที่</w:t>
-            </w:r>
-            <w:bookmarkStart w:id="0" w:name="_GoBack"/>
-            <w:bookmarkEnd w:id="0"/>
-            <w:r>
-              <w:rPr>
-                <w:cs/>
-              </w:rPr>
-              <w:t>แน่นอน (</w:t>
+              <w:t>ยังไม่ระบุข้อกำหนดที่แน่นอน (</w:t>
             </w:r>
             <w:r>
               <w:t>TBD)</w:t>
@@ -10205,6 +10191,9 @@
             <w:pPr>
               <w:keepNext/>
             </w:pPr>
+            <w:r>
+              <w:t>Build now</w:t>
+            </w:r>
           </w:p>
         </w:tc>
         <w:tc>
@@ -10228,6 +10217,33 @@
             <w:pPr>
               <w:keepNext/>
             </w:pPr>
+            <w:r>
+              <w:rPr>
+                <w:cs/>
+              </w:rPr>
+              <w:t xml:space="preserve">สนับสนุนความต่อเนื่องของ </w:t>
+            </w:r>
+            <w:r>
+              <w:t xml:space="preserve">Spine </w:t>
+            </w:r>
+            <w:r>
+              <w:rPr>
+                <w:cs/>
+              </w:rPr>
+              <w:t xml:space="preserve">และใช้ </w:t>
+            </w:r>
+            <w:r>
+              <w:t xml:space="preserve">Event </w:t>
+            </w:r>
+            <w:r>
+              <w:rPr>
+                <w:cs/>
+              </w:rPr>
+              <w:t>ภายในระบบเดิม ไม่เพิ่มความเสี่ยง (</w:t>
+            </w:r>
+            <w:r>
+              <w:t>FR-05, CAP-02)</w:t>
+            </w:r>
           </w:p>
         </w:tc>
       </w:tr>
@@ -10295,6 +10311,9 @@
             <w:pPr>
               <w:keepNext/>
             </w:pPr>
+            <w:r>
+              <w:t>Build now</w:t>
+            </w:r>
           </w:p>
         </w:tc>
         <w:tc>
@@ -10318,6 +10337,24 @@
             <w:pPr>
               <w:keepNext/>
             </w:pPr>
+            <w:r>
+              <w:rPr>
+                <w:cs/>
+              </w:rPr>
+              <w:t xml:space="preserve">แก้ </w:t>
+            </w:r>
+            <w:r>
+              <w:t xml:space="preserve">Pain Point </w:t>
+            </w:r>
+            <w:r>
+              <w:rPr>
+                <w:cs/>
+              </w:rPr>
+              <w:t>หลักเรื่องการลืมส่งงานและส่งงานไม่ทันของนักศึกษาโดยตรง (</w:t>
+            </w:r>
+            <w:r>
+              <w:t>FR-10, CAP-01)</w:t>
+            </w:r>
           </w:p>
         </w:tc>
       </w:tr>
@@ -10410,6 +10447,9 @@
             <w:pPr>
               <w:keepNext/>
             </w:pPr>
+            <w:r>
+              <w:t>Later</w:t>
+            </w:r>
           </w:p>
         </w:tc>
         <w:tc>
@@ -10433,76 +10473,34 @@
             <w:pPr>
               <w:keepNext/>
             </w:pPr>
-          </w:p>
-        </w:tc>
-      </w:tr>
-      <w:tr>
-        <w:tblPrEx>
-          <w:tblCellMar>
-            <w:top w:w="0" w:type="dxa"/>
-            <w:bottom w:w="0" w:type="dxa"/>
-          </w:tblCellMar>
-        </w:tblPrEx>
-        <w:trPr>
-          <w:cantSplit/>
-          <w:trHeight w:val="680"/>
-        </w:trPr>
-        <w:tc>
-          <w:tcPr>
-            <w:tcW w:w="2891" w:type="dxa"/>
-            <w:tcBorders>
-              <w:top w:val="single" w:sz="4" w:space="0" w:color="C9D3DC"/>
-              <w:left w:val="single" w:sz="4" w:space="0" w:color="C9D3DC"/>
-              <w:bottom w:val="single" w:sz="4" w:space="0" w:color="C9D3DC"/>
-              <w:right w:val="single" w:sz="4" w:space="0" w:color="C9D3DC"/>
-            </w:tcBorders>
-            <w:shd w:val="clear" w:color="auto" w:fill="F1F7FA"/>
-            <w:tcMar>
-              <w:top w:w="40" w:type="dxa"/>
-              <w:left w:w="90" w:type="dxa"/>
-              <w:bottom w:w="40" w:type="dxa"/>
-              <w:right w:w="90" w:type="dxa"/>
-            </w:tcMar>
-          </w:tcPr>
-          <w:p/>
-        </w:tc>
-        <w:tc>
-          <w:tcPr>
-            <w:tcW w:w="2505" w:type="dxa"/>
-            <w:tcBorders>
-              <w:top w:val="single" w:sz="4" w:space="0" w:color="C9D3DC"/>
-              <w:left w:val="single" w:sz="4" w:space="0" w:color="C9D3DC"/>
-              <w:bottom w:val="single" w:sz="4" w:space="0" w:color="C9D3DC"/>
-              <w:right w:val="single" w:sz="4" w:space="0" w:color="C9D3DC"/>
-            </w:tcBorders>
-            <w:shd w:val="clear" w:color="auto" w:fill="F1F7FA"/>
-            <w:tcMar>
-              <w:top w:w="40" w:type="dxa"/>
-              <w:left w:w="90" w:type="dxa"/>
-              <w:bottom w:w="40" w:type="dxa"/>
-              <w:right w:w="90" w:type="dxa"/>
-            </w:tcMar>
-          </w:tcPr>
-          <w:p/>
-        </w:tc>
-        <w:tc>
-          <w:tcPr>
-            <w:tcW w:w="4242" w:type="dxa"/>
-            <w:tcBorders>
-              <w:top w:val="single" w:sz="4" w:space="0" w:color="C9D3DC"/>
-              <w:left w:val="single" w:sz="4" w:space="0" w:color="C9D3DC"/>
-              <w:bottom w:val="single" w:sz="4" w:space="0" w:color="C9D3DC"/>
-              <w:right w:val="single" w:sz="4" w:space="0" w:color="C9D3DC"/>
-            </w:tcBorders>
-            <w:shd w:val="clear" w:color="auto" w:fill="F1F7FA"/>
-            <w:tcMar>
-              <w:top w:w="40" w:type="dxa"/>
-              <w:left w:w="90" w:type="dxa"/>
-              <w:bottom w:w="40" w:type="dxa"/>
-              <w:right w:w="90" w:type="dxa"/>
-            </w:tcMar>
-          </w:tcPr>
-          <w:p/>
+            <w:r>
+              <w:rPr>
+                <w:cs/>
+              </w:rPr>
+              <w:t>ลดภาระการเชื่อมต่อระบบภายนอก (</w:t>
+            </w:r>
+            <w:r>
+              <w:t xml:space="preserve">Extension) </w:t>
+            </w:r>
+            <w:r>
+              <w:rPr>
+                <w:cs/>
+              </w:rPr>
+              <w:t xml:space="preserve">โดยให้เริ่มที่ </w:t>
+            </w:r>
+            <w:r>
+              <w:t xml:space="preserve">In-app </w:t>
+            </w:r>
+            <w:r>
+              <w:rPr>
+                <w:cs/>
+              </w:rPr>
+              <w:t>ก่อนตามกรอบเวลา (</w:t>
+            </w:r>
+            <w:r>
+              <w:t>FR-13, EXT-04)</w:t>
+            </w:r>
+          </w:p>
         </w:tc>
       </w:tr>
     </w:tbl>
@@ -10745,7 +10743,7 @@
                 <w:sz w:val="28"/>
                 <w:szCs w:val="28"/>
               </w:rPr>
-              <w:t>D</w:t>
+              <w:t>D-01 (Definition of Done / BR-01)</w:t>
             </w:r>
           </w:p>
         </w:tc>
@@ -10770,6 +10768,12 @@
             <w:pPr>
               <w:keepNext/>
             </w:pPr>
+            <w:r>
+              <w:rPr>
+                <w:cs/>
+              </w:rPr>
+              <w:t>ไม่กระทบโดยตรง แต่ช่วยเสริมให้สมาชิกเร่งเตรียมหลักฐานให้พร้อมก่อนส่งงาน</w:t>
+            </w:r>
           </w:p>
         </w:tc>
         <w:tc>
@@ -10793,6 +10797,12 @@
             <w:pPr>
               <w:keepNext/>
             </w:pPr>
+            <w:r>
+              <w:rPr>
+                <w:cs/>
+              </w:rPr>
+              <w:t>ในเนื้อหาแจ้งเตือนต้องระบุเตือนว่า "กรุณาเตรียมหลักฐานให้พร้อมก่อนกดส่งงาน"</w:t>
+            </w:r>
           </w:p>
         </w:tc>
       </w:tr>
@@ -10834,7 +10844,7 @@
                 <w:sz w:val="28"/>
                 <w:szCs w:val="28"/>
               </w:rPr>
-              <w:t>D</w:t>
+              <w:t>D-02 (Safe Space &amp; Neutral Language / NFR-04)</w:t>
             </w:r>
           </w:p>
         </w:tc>
@@ -10859,6 +10869,12 @@
             <w:pPr>
               <w:keepNext/>
             </w:pPr>
+            <w:r>
+              <w:rPr>
+                <w:cs/>
+              </w:rPr>
+              <w:t>กระทบสูงมาก การแจ้งเตือนอาจสร้างความกดดันหรือทำให้สมาชิกรู้สึกถูกประจาน</w:t>
+            </w:r>
           </w:p>
         </w:tc>
         <w:tc>
@@ -10882,6 +10898,21 @@
             <w:pPr>
               <w:keepNext/>
             </w:pPr>
+            <w:r>
+              <w:rPr>
+                <w:cs/>
+              </w:rPr>
+              <w:t>บังคับใช้แม่แบบข้อความที่เป็นกลาง (</w:t>
+            </w:r>
+            <w:r>
+              <w:t xml:space="preserve">Fact-based Template) </w:t>
+            </w:r>
+            <w:r>
+              <w:rPr>
+                <w:cs/>
+              </w:rPr>
+              <w:t>เช่น "งานใกล้ถึงกำหนด" ห้ามใช้ถ้อยคำตำหนิ</w:t>
+            </w:r>
           </w:p>
         </w:tc>
       </w:tr>
@@ -10920,7 +10951,7 @@
                 <w:sz w:val="28"/>
                 <w:szCs w:val="28"/>
               </w:rPr>
-              <w:t xml:space="preserve">D </w:t>
+              <w:t>D-03 (</w:t>
             </w:r>
             <w:r>
               <w:rPr>
@@ -10929,7 +10960,15 @@
                 <w:szCs w:val="28"/>
                 <w:cs/>
               </w:rPr>
-              <w:t>(ใหม่ ถ้ามี)</w:t>
+              <w:t xml:space="preserve">ใหม่: </w:t>
+            </w:r>
+            <w:r>
+              <w:rPr>
+                <w:color w:val="5A6B7C"/>
+                <w:sz w:val="28"/>
+                <w:szCs w:val="28"/>
+              </w:rPr>
+              <w:t>Privacy &amp; Consent / NFR-02)</w:t>
             </w:r>
           </w:p>
         </w:tc>
@@ -10950,7 +10989,14 @@
               <w:right w:w="90" w:type="dxa"/>
             </w:tcMar>
           </w:tcPr>
-          <w:p/>
+          <w:p>
+            <w:r>
+              <w:rPr>
+                <w:cs/>
+              </w:rPr>
+              <w:t>มีการเก็บช่องทางติดต่อส่วนตัวและข้อมูลสิทธิ์การรับแจ้งเตือน</w:t>
+            </w:r>
+          </w:p>
         </w:tc>
         <w:tc>
           <w:tcPr>
@@ -10969,7 +11015,23 @@
               <w:right w:w="90" w:type="dxa"/>
             </w:tcMar>
           </w:tcPr>
-          <w:p/>
+          <w:p>
+            <w:r>
+              <w:rPr>
+                <w:cs/>
+              </w:rPr>
+              <w:t xml:space="preserve">ต้องเพิ่มกลไกตรวจสอบสิทธิ์ </w:t>
+            </w:r>
+            <w:r>
+              <w:t xml:space="preserve">Opt-in </w:t>
+            </w:r>
+            <w:r>
+              <w:rPr>
+                <w:cs/>
+              </w:rPr>
+              <w:t>ทุกครั้งก่อนที่ระบบจะยิงแจ้งเตือนออกไป</w:t>
+            </w:r>
+          </w:p>
         </w:tc>
       </w:tr>
     </w:tbl>
@@ -10991,6 +11053,7 @@
           <w:sz w:val="30"/>
           <w:szCs w:val="30"/>
         </w:rPr>
+        <w:lastRenderedPageBreak/>
         <w:t>3</w:t>
       </w:r>
       <w:r>
@@ -11333,6 +11396,9 @@
             <w:pPr>
               <w:keepNext/>
             </w:pPr>
+            <w:r>
+              <w:t>2b</w:t>
+            </w:r>
           </w:p>
         </w:tc>
         <w:tc>
@@ -11355,7 +11421,16 @@
           <w:p>
             <w:pPr>
               <w:keepNext/>
-            </w:pPr>
+              <w:rPr>
+                <w:rFonts w:hint="cs"/>
+              </w:rPr>
+            </w:pPr>
+            <w:r>
+              <w:rPr>
+                <w:cs/>
+              </w:rPr>
+              <w:t>ตรวจสอบกำหนดส่งและเตือนอัตโนมัติ</w:t>
+            </w:r>
           </w:p>
         </w:tc>
         <w:tc>
@@ -11379,6 +11454,9 @@
             <w:pPr>
               <w:keepNext/>
             </w:pPr>
+            <w:r>
+              <w:t>UC-06</w:t>
+            </w:r>
           </w:p>
         </w:tc>
         <w:tc>
@@ -11402,6 +11480,9 @@
             <w:pPr>
               <w:keepNext/>
             </w:pPr>
+            <w:r>
+              <w:t>Build now</w:t>
+            </w:r>
           </w:p>
         </w:tc>
         <w:tc>
@@ -11425,6 +11506,31 @@
             <w:pPr>
               <w:keepNext/>
             </w:pPr>
+            <w:r>
+              <w:t xml:space="preserve">In-process Scheduler </w:t>
+            </w:r>
+          </w:p>
+          <w:p>
+            <w:pPr>
+              <w:keepNext/>
+            </w:pPr>
+            <w:r>
+              <w:t xml:space="preserve">-&gt; </w:t>
+            </w:r>
+            <w:r>
+              <w:t xml:space="preserve">API Application </w:t>
+            </w:r>
+          </w:p>
+          <w:p>
+            <w:pPr>
+              <w:keepNext/>
+            </w:pPr>
+            <w:r>
+              <w:t xml:space="preserve">-&gt; </w:t>
+            </w:r>
+            <w:r>
+              <w:t>Database</w:t>
+            </w:r>
           </w:p>
         </w:tc>
         <w:tc>
@@ -11448,6 +11554,21 @@
             <w:pPr>
               <w:keepNext/>
             </w:pPr>
+            <w:r>
+              <w:rPr>
+                <w:cs/>
+              </w:rPr>
+              <w:t xml:space="preserve">เพิ่มขั้นตอนตรวจจับเวลาและสร้าง </w:t>
+            </w:r>
+            <w:r>
+              <w:t xml:space="preserve">Record </w:t>
+            </w:r>
+            <w:r>
+              <w:rPr>
+                <w:cs/>
+              </w:rPr>
+              <w:t>แจ้งเตือน</w:t>
+            </w:r>
           </w:p>
         </w:tc>
       </w:tr>
@@ -11483,6 +11604,9 @@
             <w:pPr>
               <w:keepNext/>
             </w:pPr>
+            <w:r>
+              <w:t>3b</w:t>
+            </w:r>
           </w:p>
         </w:tc>
         <w:tc>
@@ -11506,6 +11630,12 @@
             <w:pPr>
               <w:keepNext/>
             </w:pPr>
+            <w:r>
+              <w:rPr>
+                <w:cs/>
+              </w:rPr>
+              <w:t>ส่งต่องานและเตือนผู้รับช่วงต่อ</w:t>
+            </w:r>
           </w:p>
         </w:tc>
         <w:tc>
@@ -11529,6 +11659,9 @@
             <w:pPr>
               <w:keepNext/>
             </w:pPr>
+            <w:r>
+              <w:t>UC-02</w:t>
+            </w:r>
           </w:p>
         </w:tc>
         <w:tc>
@@ -11552,6 +11685,9 @@
             <w:pPr>
               <w:keepNext/>
             </w:pPr>
+            <w:r>
+              <w:t>Build now</w:t>
+            </w:r>
           </w:p>
         </w:tc>
         <w:tc>
@@ -11575,6 +11711,42 @@
             <w:pPr>
               <w:keepNext/>
             </w:pPr>
+            <w:r>
+              <w:t xml:space="preserve">Web App </w:t>
+            </w:r>
+          </w:p>
+          <w:p>
+            <w:pPr>
+              <w:keepNext/>
+            </w:pPr>
+            <w:r>
+              <w:t xml:space="preserve">-&gt; </w:t>
+            </w:r>
+            <w:r>
+              <w:t xml:space="preserve">API Application </w:t>
+            </w:r>
+          </w:p>
+          <w:p>
+            <w:pPr>
+              <w:keepNext/>
+            </w:pPr>
+            <w:r>
+              <w:t xml:space="preserve">-&gt; </w:t>
+            </w:r>
+            <w:r>
+              <w:t xml:space="preserve">Database </w:t>
+            </w:r>
+          </w:p>
+          <w:p>
+            <w:pPr>
+              <w:keepNext/>
+            </w:pPr>
+            <w:r>
+              <w:t xml:space="preserve">-&gt; </w:t>
+            </w:r>
+            <w:r>
+              <w:t>Web App</w:t>
+            </w:r>
           </w:p>
         </w:tc>
         <w:tc>
@@ -11598,6 +11770,21 @@
             <w:pPr>
               <w:keepNext/>
             </w:pPr>
+            <w:r>
+              <w:rPr>
+                <w:cs/>
+              </w:rPr>
+              <w:t xml:space="preserve">ยิง </w:t>
+            </w:r>
+            <w:r>
+              <w:t xml:space="preserve">In-app Notification </w:t>
+            </w:r>
+            <w:r>
+              <w:rPr>
+                <w:cs/>
+              </w:rPr>
+              <w:t>ไปยังผู้รับช่วงต่อทันทีหลังโอนงาน</w:t>
+            </w:r>
           </w:p>
         </w:tc>
       </w:tr>
@@ -11629,7 +11816,11 @@
               <w:right w:w="90" w:type="dxa"/>
             </w:tcMar>
           </w:tcPr>
-          <w:p/>
+          <w:p>
+            <w:r>
+              <w:t>4b</w:t>
+            </w:r>
+          </w:p>
         </w:tc>
         <w:tc>
           <w:tcPr>
@@ -11648,7 +11839,14 @@
               <w:right w:w="90" w:type="dxa"/>
             </w:tcMar>
           </w:tcPr>
-          <w:p/>
+          <w:p>
+            <w:r>
+              <w:rPr>
+                <w:cs/>
+              </w:rPr>
+              <w:t>ยืนยันการปิดงานและแจ้งเตือนกลุ่ม</w:t>
+            </w:r>
+          </w:p>
         </w:tc>
         <w:tc>
           <w:tcPr>
@@ -11667,7 +11865,11 @@
               <w:right w:w="90" w:type="dxa"/>
             </w:tcMar>
           </w:tcPr>
-          <w:p/>
+          <w:p>
+            <w:r>
+              <w:t>UC-01</w:t>
+            </w:r>
+          </w:p>
         </w:tc>
         <w:tc>
           <w:tcPr>
@@ -11686,7 +11888,11 @@
               <w:right w:w="90" w:type="dxa"/>
             </w:tcMar>
           </w:tcPr>
-          <w:p/>
+          <w:p>
+            <w:r>
+              <w:t>Overview</w:t>
+            </w:r>
+          </w:p>
         </w:tc>
         <w:tc>
           <w:tcPr>
@@ -11705,7 +11911,27 @@
               <w:right w:w="90" w:type="dxa"/>
             </w:tcMar>
           </w:tcPr>
-          <w:p/>
+          <w:p>
+            <w:r>
+              <w:t xml:space="preserve">Web App </w:t>
+            </w:r>
+          </w:p>
+          <w:p>
+            <w:r>
+              <w:t xml:space="preserve">-&gt; </w:t>
+            </w:r>
+            <w:r>
+              <w:t xml:space="preserve">API Application </w:t>
+            </w:r>
+          </w:p>
+          <w:p>
+            <w:r>
+              <w:t xml:space="preserve">-&gt; </w:t>
+            </w:r>
+            <w:r>
+              <w:t>Database</w:t>
+            </w:r>
+          </w:p>
         </w:tc>
         <w:tc>
           <w:tcPr>
@@ -11724,7 +11950,14 @@
               <w:right w:w="90" w:type="dxa"/>
             </w:tcMar>
           </w:tcPr>
-          <w:p/>
+          <w:p>
+            <w:r>
+              <w:rPr>
+                <w:cs/>
+              </w:rPr>
+              <w:t>แจ้งเตือนในกลุ่มว่างานเสร็จสิ้นพร้อมมีหลักฐานผูกแล้ว</w:t>
+            </w:r>
+          </w:p>
         </w:tc>
       </w:tr>
     </w:tbl>
@@ -11746,7 +11979,6 @@
           <w:sz w:val="30"/>
           <w:szCs w:val="30"/>
         </w:rPr>
-        <w:lastRenderedPageBreak/>
         <w:t>3</w:t>
       </w:r>
       <w:r>
@@ -12024,21 +12256,7 @@
               <w:keepNext/>
             </w:pPr>
             <w:r>
-              <w:rPr>
-                <w:color w:val="5A6B7C"/>
-                <w:sz w:val="28"/>
-                <w:szCs w:val="28"/>
-              </w:rPr>
-              <w:t>DD</w:t>
-            </w:r>
-            <w:r>
-              <w:rPr>
-                <w:color w:val="5A6B7C"/>
-                <w:sz w:val="28"/>
-                <w:szCs w:val="28"/>
-                <w:cs/>
-              </w:rPr>
-              <w:t>-</w:t>
+              <w:t>DD-04</w:t>
             </w:r>
           </w:p>
         </w:tc>
@@ -12063,6 +12281,32 @@
             <w:pPr>
               <w:keepNext/>
             </w:pPr>
+            <w:r>
+              <w:rPr>
+                <w:cs/>
+              </w:rPr>
+              <w:t xml:space="preserve">กลไกการรัน </w:t>
+            </w:r>
+            <w:r>
+              <w:t>Background Scheduler (In-process node-</w:t>
+            </w:r>
+            <w:proofErr w:type="spellStart"/>
+            <w:r>
+              <w:t>cron</w:t>
+            </w:r>
+            <w:proofErr w:type="spellEnd"/>
+            <w:r>
+              <w:t xml:space="preserve"> </w:t>
+            </w:r>
+            <w:r>
+              <w:rPr>
+                <w:cs/>
+              </w:rPr>
+              <w:t xml:space="preserve">หรือแยก </w:t>
+            </w:r>
+            <w:r>
+              <w:t>Worker Container)</w:t>
+            </w:r>
           </w:p>
         </w:tc>
         <w:tc>
@@ -12086,6 +12330,9 @@
             <w:pPr>
               <w:keepNext/>
             </w:pPr>
+            <w:r>
+              <w:t>API Application</w:t>
+            </w:r>
           </w:p>
         </w:tc>
         <w:tc>
@@ -12109,6 +12356,38 @@
             <w:pPr>
               <w:keepNext/>
             </w:pPr>
+            <w:r>
+              <w:rPr>
+                <w:cs/>
+              </w:rPr>
+              <w:t xml:space="preserve">รันแบบ </w:t>
+            </w:r>
+            <w:r>
+              <w:t>In-process (node-</w:t>
+            </w:r>
+            <w:proofErr w:type="spellStart"/>
+            <w:r>
+              <w:t>cron</w:t>
+            </w:r>
+            <w:proofErr w:type="spellEnd"/>
+            <w:r>
+              <w:t xml:space="preserve">) </w:t>
+            </w:r>
+            <w:r>
+              <w:rPr>
+                <w:cs/>
+              </w:rPr>
+              <w:t xml:space="preserve">ภายใน </w:t>
+            </w:r>
+            <w:r>
+              <w:t xml:space="preserve">API </w:t>
+            </w:r>
+            <w:r>
+              <w:rPr>
+                <w:cs/>
+              </w:rPr>
+              <w:t>เดิมไปก่อน เพื่อคงความเรียบง่าย</w:t>
+            </w:r>
           </w:p>
         </w:tc>
         <w:tc>
@@ -12132,6 +12411,15 @@
             <w:pPr>
               <w:keepNext/>
             </w:pPr>
+            <w:r>
+              <w:rPr>
+                <w:cs/>
+              </w:rPr>
+              <w:t>นายคมสันต์ (</w:t>
+            </w:r>
+            <w:r>
+              <w:t>Backend Lead)</w:t>
+            </w:r>
           </w:p>
         </w:tc>
       </w:tr>
@@ -12168,21 +12456,7 @@
               <w:keepNext/>
             </w:pPr>
             <w:r>
-              <w:rPr>
-                <w:color w:val="5A6B7C"/>
-                <w:sz w:val="28"/>
-                <w:szCs w:val="28"/>
-              </w:rPr>
-              <w:t>DD</w:t>
-            </w:r>
-            <w:r>
-              <w:rPr>
-                <w:color w:val="5A6B7C"/>
-                <w:sz w:val="28"/>
-                <w:szCs w:val="28"/>
-                <w:cs/>
-              </w:rPr>
-              <w:t>-</w:t>
+              <w:t>DD-05</w:t>
             </w:r>
           </w:p>
         </w:tc>
@@ -12207,6 +12481,32 @@
             <w:pPr>
               <w:keepNext/>
             </w:pPr>
+            <w:r>
+              <w:rPr>
+                <w:cs/>
+              </w:rPr>
+              <w:t xml:space="preserve">กลไกการรับส่งข้อมูลแบบ </w:t>
+            </w:r>
+            <w:r>
+              <w:t>Real-time (</w:t>
+            </w:r>
+            <w:proofErr w:type="spellStart"/>
+            <w:r>
+              <w:t>Websocket</w:t>
+            </w:r>
+            <w:proofErr w:type="spellEnd"/>
+            <w:r>
+              <w:t xml:space="preserve"> </w:t>
+            </w:r>
+            <w:r>
+              <w:rPr>
+                <w:cs/>
+              </w:rPr>
+              <w:t xml:space="preserve">หรือ </w:t>
+            </w:r>
+            <w:r>
+              <w:t>Short Polling)</w:t>
+            </w:r>
           </w:p>
         </w:tc>
         <w:tc>
@@ -12230,6 +12530,9 @@
             <w:pPr>
               <w:keepNext/>
             </w:pPr>
+            <w:r>
+              <w:t>Web App / API Application</w:t>
+            </w:r>
           </w:p>
         </w:tc>
         <w:tc>
@@ -12253,6 +12556,30 @@
             <w:pPr>
               <w:keepNext/>
             </w:pPr>
+            <w:r>
+              <w:rPr>
+                <w:cs/>
+              </w:rPr>
+              <w:t xml:space="preserve">ใช้ </w:t>
+            </w:r>
+            <w:r>
+              <w:t xml:space="preserve">HTTP Polling </w:t>
+            </w:r>
+            <w:r>
+              <w:rPr>
+                <w:cs/>
+              </w:rPr>
+              <w:t xml:space="preserve">ทุก </w:t>
+            </w:r>
+            <w:r>
+              <w:t xml:space="preserve">30 </w:t>
+            </w:r>
+            <w:r>
+              <w:rPr>
+                <w:cs/>
+              </w:rPr>
+              <w:t>วินาทีไประหว่างรอยืนยันสถาปัตยกรรม</w:t>
+            </w:r>
           </w:p>
         </w:tc>
         <w:tc>
@@ -12276,132 +12603,16 @@
             <w:pPr>
               <w:keepNext/>
             </w:pPr>
-          </w:p>
-        </w:tc>
-      </w:tr>
-      <w:tr>
-        <w:tblPrEx>
-          <w:tblCellMar>
-            <w:top w:w="0" w:type="dxa"/>
-            <w:bottom w:w="0" w:type="dxa"/>
-          </w:tblCellMar>
-        </w:tblPrEx>
-        <w:trPr>
-          <w:cantSplit/>
-          <w:trHeight w:val="680"/>
-        </w:trPr>
-        <w:tc>
-          <w:tcPr>
-            <w:tcW w:w="963" w:type="dxa"/>
-            <w:tcBorders>
-              <w:top w:val="single" w:sz="4" w:space="0" w:color="C9D3DC"/>
-              <w:left w:val="single" w:sz="4" w:space="0" w:color="C9D3DC"/>
-              <w:bottom w:val="single" w:sz="4" w:space="0" w:color="C9D3DC"/>
-              <w:right w:val="single" w:sz="4" w:space="0" w:color="C9D3DC"/>
-            </w:tcBorders>
-            <w:shd w:val="clear" w:color="auto" w:fill="FFFFFF"/>
-            <w:tcMar>
-              <w:top w:w="40" w:type="dxa"/>
-              <w:left w:w="90" w:type="dxa"/>
-              <w:bottom w:w="40" w:type="dxa"/>
-              <w:right w:w="90" w:type="dxa"/>
-            </w:tcMar>
-          </w:tcPr>
-          <w:p>
-            <w:r>
-              <w:rPr>
-                <w:color w:val="5A6B7C"/>
-                <w:sz w:val="28"/>
-                <w:szCs w:val="28"/>
-              </w:rPr>
-              <w:t>DD</w:t>
-            </w:r>
-            <w:r>
-              <w:rPr>
-                <w:color w:val="5A6B7C"/>
-                <w:sz w:val="28"/>
-                <w:szCs w:val="28"/>
-                <w:cs/>
-              </w:rPr>
-              <w:t>-</w:t>
-            </w:r>
-          </w:p>
-        </w:tc>
-        <w:tc>
-          <w:tcPr>
-            <w:tcW w:w="2698" w:type="dxa"/>
-            <w:tcBorders>
-              <w:top w:val="single" w:sz="4" w:space="0" w:color="C9D3DC"/>
-              <w:left w:val="single" w:sz="4" w:space="0" w:color="C9D3DC"/>
-              <w:bottom w:val="single" w:sz="4" w:space="0" w:color="C9D3DC"/>
-              <w:right w:val="single" w:sz="4" w:space="0" w:color="C9D3DC"/>
-            </w:tcBorders>
-            <w:shd w:val="clear" w:color="auto" w:fill="FFFFFF"/>
-            <w:tcMar>
-              <w:top w:w="40" w:type="dxa"/>
-              <w:left w:w="90" w:type="dxa"/>
-              <w:bottom w:w="40" w:type="dxa"/>
-              <w:right w:w="90" w:type="dxa"/>
-            </w:tcMar>
-          </w:tcPr>
-          <w:p/>
-        </w:tc>
-        <w:tc>
-          <w:tcPr>
-            <w:tcW w:w="1927" w:type="dxa"/>
-            <w:tcBorders>
-              <w:top w:val="single" w:sz="4" w:space="0" w:color="C9D3DC"/>
-              <w:left w:val="single" w:sz="4" w:space="0" w:color="C9D3DC"/>
-              <w:bottom w:val="single" w:sz="4" w:space="0" w:color="C9D3DC"/>
-              <w:right w:val="single" w:sz="4" w:space="0" w:color="C9D3DC"/>
-            </w:tcBorders>
-            <w:shd w:val="clear" w:color="auto" w:fill="FFFFFF"/>
-            <w:tcMar>
-              <w:top w:w="40" w:type="dxa"/>
-              <w:left w:w="90" w:type="dxa"/>
-              <w:bottom w:w="40" w:type="dxa"/>
-              <w:right w:w="90" w:type="dxa"/>
-            </w:tcMar>
-          </w:tcPr>
-          <w:p/>
-        </w:tc>
-        <w:tc>
-          <w:tcPr>
-            <w:tcW w:w="2505" w:type="dxa"/>
-            <w:tcBorders>
-              <w:top w:val="single" w:sz="4" w:space="0" w:color="C9D3DC"/>
-              <w:left w:val="single" w:sz="4" w:space="0" w:color="C9D3DC"/>
-              <w:bottom w:val="single" w:sz="4" w:space="0" w:color="C9D3DC"/>
-              <w:right w:val="single" w:sz="4" w:space="0" w:color="C9D3DC"/>
-            </w:tcBorders>
-            <w:shd w:val="clear" w:color="auto" w:fill="FFFFFF"/>
-            <w:tcMar>
-              <w:top w:w="40" w:type="dxa"/>
-              <w:left w:w="90" w:type="dxa"/>
-              <w:bottom w:w="40" w:type="dxa"/>
-              <w:right w:w="90" w:type="dxa"/>
-            </w:tcMar>
-          </w:tcPr>
-          <w:p/>
-        </w:tc>
-        <w:tc>
-          <w:tcPr>
-            <w:tcW w:w="1545" w:type="dxa"/>
-            <w:tcBorders>
-              <w:top w:val="single" w:sz="4" w:space="0" w:color="C9D3DC"/>
-              <w:left w:val="single" w:sz="4" w:space="0" w:color="C9D3DC"/>
-              <w:bottom w:val="single" w:sz="4" w:space="0" w:color="C9D3DC"/>
-              <w:right w:val="single" w:sz="4" w:space="0" w:color="C9D3DC"/>
-            </w:tcBorders>
-            <w:shd w:val="clear" w:color="auto" w:fill="FFFFFF"/>
-            <w:tcMar>
-              <w:top w:w="40" w:type="dxa"/>
-              <w:left w:w="90" w:type="dxa"/>
-              <w:bottom w:w="40" w:type="dxa"/>
-              <w:right w:w="90" w:type="dxa"/>
-            </w:tcMar>
-          </w:tcPr>
-          <w:p/>
+            <w:r>
+              <w:rPr>
+                <w:cs/>
+              </w:rPr>
+              <w:t>นายธดากรณ์ (</w:t>
+            </w:r>
+            <w:r>
+              <w:t>Design Lead)</w:t>
+            </w:r>
+          </w:p>
         </w:tc>
       </w:tr>
     </w:tbl>
@@ -12619,12 +12830,61 @@
         <w:rPr>
           <w:cs/>
         </w:rPr>
-        <w:t xml:space="preserve"> ........................................................................</w:t>
+        <w:t xml:space="preserve"> </w:t>
+      </w:r>
+      <w:r>
+        <w:rPr>
+          <w:cs/>
+        </w:rPr>
+        <w:t xml:space="preserve">เพิ่มระบบภายนอก </w:t>
+      </w:r>
+      <w:r>
+        <w:t>External Notification Gateway (</w:t>
+      </w:r>
+      <w:r>
+        <w:rPr>
+          <w:cs/>
+        </w:rPr>
+        <w:t xml:space="preserve">ระบุสถานะเป็น </w:t>
+      </w:r>
+      <w:r>
+        <w:t xml:space="preserve">Extension / TBD) </w:t>
+      </w:r>
+      <w:r>
+        <w:rPr>
+          <w:cs/>
+        </w:rPr>
+        <w:t xml:space="preserve">มีลูกศรชี้ออกจากขอบเขตระบบ </w:t>
+      </w:r>
+      <w:r>
+        <w:t xml:space="preserve">STTT </w:t>
+      </w:r>
+      <w:r>
+        <w:rPr>
+          <w:cs/>
+        </w:rPr>
+        <w:t xml:space="preserve">ด้วยโปรโตคอล </w:t>
+      </w:r>
+      <w:r>
+        <w:t xml:space="preserve">HTTPS/SMTP </w:t>
+      </w:r>
+      <w:r>
+        <w:rPr>
+          <w:cs/>
+        </w:rPr>
+        <w:t>เพื่อรองรับช่องทางภายนอกในอนาคต</w:t>
       </w:r>
     </w:p>
     <w:p>
       <w:pPr>
         <w:spacing w:after="100"/>
+        <w:rPr>
+          <w:b/>
+          <w:bCs/>
+          <w:color w:val="087E8B"/>
+          <w:sz w:val="30"/>
+          <w:szCs w:val="30"/>
+        </w:rPr>
       </w:pPr>
       <w:r>
         <w:rPr>
@@ -12632,6 +12892,7 @@
           <w:bCs/>
           <w:color w:val="173B65"/>
         </w:rPr>
+        <w:lastRenderedPageBreak/>
         <w:t>4</w:t>
       </w:r>
       <w:r>
@@ -12664,13 +12925,65 @@
         <w:rPr>
           <w:cs/>
         </w:rPr>
-        <w:t xml:space="preserve"> ........................................................................</w:t>
+        <w:t xml:space="preserve"> </w:t>
+      </w:r>
+      <w:r>
+        <w:rPr>
+          <w:cs/>
+        </w:rPr>
+        <w:t xml:space="preserve">ภายในขอบเขตระบบ เพิ่มโมดูล </w:t>
+      </w:r>
+      <w:r>
+        <w:t>Notification Engine &amp; Scheduler (node-</w:t>
+      </w:r>
+      <w:proofErr w:type="spellStart"/>
+      <w:r>
+        <w:t>cron</w:t>
+      </w:r>
+      <w:proofErr w:type="spellEnd"/>
+      <w:r>
+        <w:t xml:space="preserve">) </w:t>
+      </w:r>
+      <w:r>
+        <w:rPr>
+          <w:cs/>
+        </w:rPr>
+        <w:t xml:space="preserve">บรรจุอยู่ภายใน </w:t>
+      </w:r>
+      <w:r>
+        <w:t xml:space="preserve">API Application </w:t>
+      </w:r>
+      <w:r>
+        <w:rPr>
+          <w:cs/>
+        </w:rPr>
+        <w:t xml:space="preserve">เพื่อคง </w:t>
+      </w:r>
+      <w:r>
+        <w:t xml:space="preserve">Stack </w:t>
+      </w:r>
+      <w:r>
+        <w:rPr>
+          <w:cs/>
+        </w:rPr>
+        <w:t xml:space="preserve">อ้างอิง และเพิ่มตารางจัดเก็บข้อมูล </w:t>
+      </w:r>
+      <w:r>
+        <w:t>Notification Store (DR-</w:t>
+      </w:r>
+      <w:r>
+        <w:rPr>
+          <w:cs/>
+        </w:rPr>
+        <w:t xml:space="preserve">06) ลงใน </w:t>
+      </w:r>
+      <w:r>
+        <w:t>PostgreSQL Database</w:t>
       </w:r>
     </w:p>
     <w:p>
       <w:pPr>
-        <w:keepNext/>
-        <w:spacing w:before="160" w:after="60"/>
+        <w:spacing w:after="100"/>
       </w:pPr>
       <w:r>
         <w:rPr>
@@ -12754,12 +13067,12 @@
         <w:tblLook w:val="04A0" w:firstRow="1" w:lastRow="0" w:firstColumn="1" w:lastColumn="0" w:noHBand="0" w:noVBand="1"/>
       </w:tblPr>
       <w:tblGrid>
-        <w:gridCol w:w="1349"/>
-        <w:gridCol w:w="2313"/>
-        <w:gridCol w:w="1445"/>
-        <w:gridCol w:w="1542"/>
-        <w:gridCol w:w="1252"/>
-        <w:gridCol w:w="1737"/>
+        <w:gridCol w:w="1337"/>
+        <w:gridCol w:w="2155"/>
+        <w:gridCol w:w="1421"/>
+        <w:gridCol w:w="1483"/>
+        <w:gridCol w:w="1550"/>
+        <w:gridCol w:w="1692"/>
       </w:tblGrid>
       <w:tr>
         <w:tblPrEx>
@@ -12774,7 +13087,7 @@
         </w:trPr>
         <w:tc>
           <w:tcPr>
-            <w:tcW w:w="1349" w:type="dxa"/>
+            <w:tcW w:w="1337" w:type="dxa"/>
             <w:tcBorders>
               <w:top w:val="single" w:sz="4" w:space="0" w:color="173B65"/>
               <w:left w:val="single" w:sz="4" w:space="0" w:color="173B65"/>
@@ -12808,7 +13121,7 @@
         </w:tc>
         <w:tc>
           <w:tcPr>
-            <w:tcW w:w="2313" w:type="dxa"/>
+            <w:tcW w:w="2155" w:type="dxa"/>
             <w:tcBorders>
               <w:top w:val="single" w:sz="4" w:space="0" w:color="173B65"/>
               <w:left w:val="single" w:sz="4" w:space="0" w:color="173B65"/>
@@ -12843,7 +13156,7 @@
         </w:tc>
         <w:tc>
           <w:tcPr>
-            <w:tcW w:w="1445" w:type="dxa"/>
+            <w:tcW w:w="1421" w:type="dxa"/>
             <w:tcBorders>
               <w:top w:val="single" w:sz="4" w:space="0" w:color="173B65"/>
               <w:left w:val="single" w:sz="4" w:space="0" w:color="173B65"/>
@@ -12888,7 +13201,7 @@
         </w:tc>
         <w:tc>
           <w:tcPr>
-            <w:tcW w:w="1542" w:type="dxa"/>
+            <w:tcW w:w="1483" w:type="dxa"/>
             <w:tcBorders>
               <w:top w:val="single" w:sz="4" w:space="0" w:color="173B65"/>
               <w:left w:val="single" w:sz="4" w:space="0" w:color="173B65"/>
@@ -12944,7 +13257,7 @@
         </w:tc>
         <w:tc>
           <w:tcPr>
-            <w:tcW w:w="1252" w:type="dxa"/>
+            <w:tcW w:w="1550" w:type="dxa"/>
             <w:tcBorders>
               <w:top w:val="single" w:sz="4" w:space="0" w:color="173B65"/>
               <w:left w:val="single" w:sz="4" w:space="0" w:color="173B65"/>
@@ -12979,7 +13292,7 @@
         </w:tc>
         <w:tc>
           <w:tcPr>
-            <w:tcW w:w="1737" w:type="dxa"/>
+            <w:tcW w:w="1692" w:type="dxa"/>
             <w:tcBorders>
               <w:top w:val="single" w:sz="4" w:space="0" w:color="173B65"/>
               <w:left w:val="single" w:sz="4" w:space="0" w:color="173B65"/>
@@ -13026,7 +13339,7 @@
         </w:trPr>
         <w:tc>
           <w:tcPr>
-            <w:tcW w:w="1349" w:type="dxa"/>
+            <w:tcW w:w="1337" w:type="dxa"/>
             <w:tcBorders>
               <w:top w:val="single" w:sz="4" w:space="0" w:color="C9D3DC"/>
               <w:left w:val="single" w:sz="4" w:space="0" w:color="C9D3DC"/>
@@ -13045,11 +13358,20 @@
             <w:pPr>
               <w:keepNext/>
             </w:pPr>
-          </w:p>
-        </w:tc>
-        <w:tc>
-          <w:tcPr>
-            <w:tcW w:w="2313" w:type="dxa"/>
+            <w:r>
+              <w:t>API Application (</w:t>
+            </w:r>
+            <w:r>
+              <w:rPr>
+                <w:cs/>
+              </w:rPr>
+              <w:t>เปลี่ยน)</w:t>
+            </w:r>
+          </w:p>
+        </w:tc>
+        <w:tc>
+          <w:tcPr>
+            <w:tcW w:w="2155" w:type="dxa"/>
             <w:tcBorders>
               <w:top w:val="single" w:sz="4" w:space="0" w:color="C9D3DC"/>
               <w:left w:val="single" w:sz="4" w:space="0" w:color="C9D3DC"/>
@@ -13068,11 +13390,35 @@
             <w:pPr>
               <w:keepNext/>
             </w:pPr>
-          </w:p>
-        </w:tc>
-        <w:tc>
-          <w:tcPr>
-            <w:tcW w:w="1445" w:type="dxa"/>
+            <w:r>
+              <w:rPr>
+                <w:cs/>
+              </w:rPr>
+              <w:t xml:space="preserve">ประมวลผล </w:t>
+            </w:r>
+            <w:r>
+              <w:t xml:space="preserve">Task Logic, </w:t>
+            </w:r>
+            <w:r>
+              <w:rPr>
+                <w:cs/>
+              </w:rPr>
+              <w:t xml:space="preserve">รัน </w:t>
+            </w:r>
+            <w:r>
+              <w:t xml:space="preserve">Scheduler </w:t>
+            </w:r>
+            <w:r>
+              <w:rPr>
+                <w:cs/>
+              </w:rPr>
+              <w:t>ตรวจกำหนดส่ง และสร้างข้อความเตือน</w:t>
+            </w:r>
+          </w:p>
+        </w:tc>
+        <w:tc>
+          <w:tcPr>
+            <w:tcW w:w="1421" w:type="dxa"/>
             <w:tcBorders>
               <w:top w:val="single" w:sz="4" w:space="0" w:color="C9D3DC"/>
               <w:left w:val="single" w:sz="4" w:space="0" w:color="C9D3DC"/>
@@ -13091,11 +13437,14 @@
             <w:pPr>
               <w:keepNext/>
             </w:pPr>
-          </w:p>
-        </w:tc>
-        <w:tc>
-          <w:tcPr>
-            <w:tcW w:w="1542" w:type="dxa"/>
+            <w:r>
+              <w:t>Server-side App · Node.js + Express</w:t>
+            </w:r>
+          </w:p>
+        </w:tc>
+        <w:tc>
+          <w:tcPr>
+            <w:tcW w:w="1483" w:type="dxa"/>
             <w:tcBorders>
               <w:top w:val="single" w:sz="4" w:space="0" w:color="C9D3DC"/>
               <w:left w:val="single" w:sz="4" w:space="0" w:color="C9D3DC"/>
@@ -13114,11 +13463,23 @@
             <w:pPr>
               <w:keepNext/>
             </w:pPr>
-          </w:p>
-        </w:tc>
-        <w:tc>
-          <w:tcPr>
-            <w:tcW w:w="1252" w:type="dxa"/>
+            <w:r>
+              <w:t xml:space="preserve">Linux Container / </w:t>
+            </w:r>
+            <w:r>
+              <w:rPr>
+                <w:cs/>
+              </w:rPr>
+              <w:t xml:space="preserve">ทีมพัฒนากลุ่ม </w:t>
+            </w:r>
+            <w:r>
+              <w:t>07</w:t>
+            </w:r>
+          </w:p>
+        </w:tc>
+        <w:tc>
+          <w:tcPr>
+            <w:tcW w:w="1550" w:type="dxa"/>
             <w:tcBorders>
               <w:top w:val="single" w:sz="4" w:space="0" w:color="C9D3DC"/>
               <w:left w:val="single" w:sz="4" w:space="0" w:color="C9D3DC"/>
@@ -13137,11 +13498,26 @@
             <w:pPr>
               <w:keepNext/>
             </w:pPr>
-          </w:p>
-        </w:tc>
-        <w:tc>
-          <w:tcPr>
-            <w:tcW w:w="1737" w:type="dxa"/>
+            <w:r>
+              <w:rPr>
+                <w:cs/>
+              </w:rPr>
+              <w:t>ตรรกะงาน</w:t>
+            </w:r>
+            <w:r>
+              <w:t xml:space="preserve">, Session, Template </w:t>
+            </w:r>
+            <w:r>
+              <w:rPr>
+                <w:cs/>
+              </w:rPr>
+              <w:t>ข้อความเตือน</w:t>
+            </w:r>
+          </w:p>
+        </w:tc>
+        <w:tc>
+          <w:tcPr>
+            <w:tcW w:w="1692" w:type="dxa"/>
             <w:tcBorders>
               <w:top w:val="single" w:sz="4" w:space="0" w:color="C9D3DC"/>
               <w:left w:val="single" w:sz="4" w:space="0" w:color="C9D3DC"/>
@@ -13160,6 +13536,33 @@
             <w:pPr>
               <w:keepNext/>
             </w:pPr>
+            <w:r>
+              <w:rPr>
+                <w:cs/>
+              </w:rPr>
+              <w:t xml:space="preserve">คุยกับ </w:t>
+            </w:r>
+            <w:r>
+              <w:t xml:space="preserve">Web App (JSON/REST), </w:t>
+            </w:r>
+            <w:r>
+              <w:rPr>
+                <w:cs/>
+              </w:rPr>
+              <w:t xml:space="preserve">คุยกับ </w:t>
+            </w:r>
+            <w:r>
+              <w:t xml:space="preserve">DB (SQL), </w:t>
+            </w:r>
+            <w:r>
+              <w:rPr>
+                <w:cs/>
+              </w:rPr>
+              <w:t xml:space="preserve">คุยกับ </w:t>
+            </w:r>
+            <w:r>
+              <w:t>Ext Gateway (HTTPS)</w:t>
+            </w:r>
           </w:p>
         </w:tc>
       </w:tr>
@@ -13176,7 +13579,7 @@
         </w:trPr>
         <w:tc>
           <w:tcPr>
-            <w:tcW w:w="1349" w:type="dxa"/>
+            <w:tcW w:w="1337" w:type="dxa"/>
             <w:tcBorders>
               <w:top w:val="single" w:sz="4" w:space="0" w:color="C9D3DC"/>
               <w:left w:val="single" w:sz="4" w:space="0" w:color="C9D3DC"/>
@@ -13195,11 +13598,20 @@
             <w:pPr>
               <w:keepNext/>
             </w:pPr>
-          </w:p>
-        </w:tc>
-        <w:tc>
-          <w:tcPr>
-            <w:tcW w:w="2313" w:type="dxa"/>
+            <w:r>
+              <w:t>Database (</w:t>
+            </w:r>
+            <w:r>
+              <w:rPr>
+                <w:cs/>
+              </w:rPr>
+              <w:t>เปลี่ยน)</w:t>
+            </w:r>
+          </w:p>
+        </w:tc>
+        <w:tc>
+          <w:tcPr>
+            <w:tcW w:w="2155" w:type="dxa"/>
             <w:tcBorders>
               <w:top w:val="single" w:sz="4" w:space="0" w:color="C9D3DC"/>
               <w:left w:val="single" w:sz="4" w:space="0" w:color="C9D3DC"/>
@@ -13218,11 +13630,17 @@
             <w:pPr>
               <w:keepNext/>
             </w:pPr>
-          </w:p>
-        </w:tc>
-        <w:tc>
-          <w:tcPr>
-            <w:tcW w:w="1445" w:type="dxa"/>
+            <w:r>
+              <w:rPr>
+                <w:cs/>
+              </w:rPr>
+              <w:t>จัดเก็บข้อมูลงาน ผู้ใช้ หลักฐาน และประวัติการแจ้งเตือน</w:t>
+            </w:r>
+          </w:p>
+        </w:tc>
+        <w:tc>
+          <w:tcPr>
+            <w:tcW w:w="1421" w:type="dxa"/>
             <w:tcBorders>
               <w:top w:val="single" w:sz="4" w:space="0" w:color="C9D3DC"/>
               <w:left w:val="single" w:sz="4" w:space="0" w:color="C9D3DC"/>
@@ -13241,11 +13659,14 @@
             <w:pPr>
               <w:keepNext/>
             </w:pPr>
-          </w:p>
-        </w:tc>
-        <w:tc>
-          <w:tcPr>
-            <w:tcW w:w="1542" w:type="dxa"/>
+            <w:r>
+              <w:t>Relational Database · PostgreSQL</w:t>
+            </w:r>
+          </w:p>
+        </w:tc>
+        <w:tc>
+          <w:tcPr>
+            <w:tcW w:w="1483" w:type="dxa"/>
             <w:tcBorders>
               <w:top w:val="single" w:sz="4" w:space="0" w:color="C9D3DC"/>
               <w:left w:val="single" w:sz="4" w:space="0" w:color="C9D3DC"/>
@@ -13264,11 +13685,14 @@
             <w:pPr>
               <w:keepNext/>
             </w:pPr>
-          </w:p>
-        </w:tc>
-        <w:tc>
-          <w:tcPr>
-            <w:tcW w:w="1252" w:type="dxa"/>
+            <w:r>
+              <w:t>Managed DB / Cloud Service Provider</w:t>
+            </w:r>
+          </w:p>
+        </w:tc>
+        <w:tc>
+          <w:tcPr>
+            <w:tcW w:w="1550" w:type="dxa"/>
             <w:tcBorders>
               <w:top w:val="single" w:sz="4" w:space="0" w:color="C9D3DC"/>
               <w:left w:val="single" w:sz="4" w:space="0" w:color="C9D3DC"/>
@@ -13287,11 +13711,30 @@
             <w:pPr>
               <w:keepNext/>
             </w:pPr>
-          </w:p>
-        </w:tc>
-        <w:tc>
-          <w:tcPr>
-            <w:tcW w:w="1737" w:type="dxa"/>
+            <w:r>
+              <w:t xml:space="preserve">Tasks, Users, History Logs, </w:t>
+            </w:r>
+            <w:r>
+              <w:rPr>
+                <w:b/>
+                <w:bCs/>
+              </w:rPr>
+              <w:t xml:space="preserve">Notifications, </w:t>
+            </w:r>
+            <w:proofErr w:type="spellStart"/>
+            <w:r>
+              <w:rPr>
+                <w:b/>
+                <w:bCs/>
+              </w:rPr>
+              <w:t>OptInSettings</w:t>
+            </w:r>
+            <w:proofErr w:type="spellEnd"/>
+          </w:p>
+        </w:tc>
+        <w:tc>
+          <w:tcPr>
+            <w:tcW w:w="1692" w:type="dxa"/>
             <w:tcBorders>
               <w:top w:val="single" w:sz="4" w:space="0" w:color="C9D3DC"/>
               <w:left w:val="single" w:sz="4" w:space="0" w:color="C9D3DC"/>
@@ -13310,133 +13753,25 @@
             <w:pPr>
               <w:keepNext/>
             </w:pPr>
-          </w:p>
-        </w:tc>
-      </w:tr>
-      <w:tr>
-        <w:tblPrEx>
-          <w:tblCellMar>
-            <w:top w:w="0" w:type="dxa"/>
-            <w:bottom w:w="0" w:type="dxa"/>
-          </w:tblCellMar>
-        </w:tblPrEx>
-        <w:trPr>
-          <w:cantSplit/>
-          <w:trHeight w:val="737"/>
-        </w:trPr>
-        <w:tc>
-          <w:tcPr>
-            <w:tcW w:w="1349" w:type="dxa"/>
-            <w:tcBorders>
-              <w:top w:val="single" w:sz="4" w:space="0" w:color="C9D3DC"/>
-              <w:left w:val="single" w:sz="4" w:space="0" w:color="C9D3DC"/>
-              <w:bottom w:val="single" w:sz="4" w:space="0" w:color="C9D3DC"/>
-              <w:right w:val="single" w:sz="4" w:space="0" w:color="C9D3DC"/>
-            </w:tcBorders>
-            <w:shd w:val="clear" w:color="auto" w:fill="FFFFFF"/>
-            <w:tcMar>
-              <w:top w:w="40" w:type="dxa"/>
-              <w:left w:w="90" w:type="dxa"/>
-              <w:bottom w:w="40" w:type="dxa"/>
-              <w:right w:w="90" w:type="dxa"/>
-            </w:tcMar>
-          </w:tcPr>
-          <w:p/>
-        </w:tc>
-        <w:tc>
-          <w:tcPr>
-            <w:tcW w:w="2313" w:type="dxa"/>
-            <w:tcBorders>
-              <w:top w:val="single" w:sz="4" w:space="0" w:color="C9D3DC"/>
-              <w:left w:val="single" w:sz="4" w:space="0" w:color="C9D3DC"/>
-              <w:bottom w:val="single" w:sz="4" w:space="0" w:color="C9D3DC"/>
-              <w:right w:val="single" w:sz="4" w:space="0" w:color="C9D3DC"/>
-            </w:tcBorders>
-            <w:shd w:val="clear" w:color="auto" w:fill="FFFFFF"/>
-            <w:tcMar>
-              <w:top w:w="40" w:type="dxa"/>
-              <w:left w:w="90" w:type="dxa"/>
-              <w:bottom w:w="40" w:type="dxa"/>
-              <w:right w:w="90" w:type="dxa"/>
-            </w:tcMar>
-          </w:tcPr>
-          <w:p/>
-        </w:tc>
-        <w:tc>
-          <w:tcPr>
-            <w:tcW w:w="1445" w:type="dxa"/>
-            <w:tcBorders>
-              <w:top w:val="single" w:sz="4" w:space="0" w:color="C9D3DC"/>
-              <w:left w:val="single" w:sz="4" w:space="0" w:color="C9D3DC"/>
-              <w:bottom w:val="single" w:sz="4" w:space="0" w:color="C9D3DC"/>
-              <w:right w:val="single" w:sz="4" w:space="0" w:color="C9D3DC"/>
-            </w:tcBorders>
-            <w:shd w:val="clear" w:color="auto" w:fill="FFFFFF"/>
-            <w:tcMar>
-              <w:top w:w="40" w:type="dxa"/>
-              <w:left w:w="90" w:type="dxa"/>
-              <w:bottom w:w="40" w:type="dxa"/>
-              <w:right w:w="90" w:type="dxa"/>
-            </w:tcMar>
-          </w:tcPr>
-          <w:p/>
-        </w:tc>
-        <w:tc>
-          <w:tcPr>
-            <w:tcW w:w="1542" w:type="dxa"/>
-            <w:tcBorders>
-              <w:top w:val="single" w:sz="4" w:space="0" w:color="C9D3DC"/>
-              <w:left w:val="single" w:sz="4" w:space="0" w:color="C9D3DC"/>
-              <w:bottom w:val="single" w:sz="4" w:space="0" w:color="C9D3DC"/>
-              <w:right w:val="single" w:sz="4" w:space="0" w:color="C9D3DC"/>
-            </w:tcBorders>
-            <w:shd w:val="clear" w:color="auto" w:fill="FFFFFF"/>
-            <w:tcMar>
-              <w:top w:w="40" w:type="dxa"/>
-              <w:left w:w="90" w:type="dxa"/>
-              <w:bottom w:w="40" w:type="dxa"/>
-              <w:right w:w="90" w:type="dxa"/>
-            </w:tcMar>
-          </w:tcPr>
-          <w:p/>
-        </w:tc>
-        <w:tc>
-          <w:tcPr>
-            <w:tcW w:w="1252" w:type="dxa"/>
-            <w:tcBorders>
-              <w:top w:val="single" w:sz="4" w:space="0" w:color="C9D3DC"/>
-              <w:left w:val="single" w:sz="4" w:space="0" w:color="C9D3DC"/>
-              <w:bottom w:val="single" w:sz="4" w:space="0" w:color="C9D3DC"/>
-              <w:right w:val="single" w:sz="4" w:space="0" w:color="C9D3DC"/>
-            </w:tcBorders>
-            <w:shd w:val="clear" w:color="auto" w:fill="FFFFFF"/>
-            <w:tcMar>
-              <w:top w:w="40" w:type="dxa"/>
-              <w:left w:w="90" w:type="dxa"/>
-              <w:bottom w:w="40" w:type="dxa"/>
-              <w:right w:w="90" w:type="dxa"/>
-            </w:tcMar>
-          </w:tcPr>
-          <w:p/>
-        </w:tc>
-        <w:tc>
-          <w:tcPr>
-            <w:tcW w:w="1737" w:type="dxa"/>
-            <w:tcBorders>
-              <w:top w:val="single" w:sz="4" w:space="0" w:color="C9D3DC"/>
-              <w:left w:val="single" w:sz="4" w:space="0" w:color="C9D3DC"/>
-              <w:bottom w:val="single" w:sz="4" w:space="0" w:color="C9D3DC"/>
-              <w:right w:val="single" w:sz="4" w:space="0" w:color="C9D3DC"/>
-            </w:tcBorders>
-            <w:shd w:val="clear" w:color="auto" w:fill="FFFFFF"/>
-            <w:tcMar>
-              <w:top w:w="40" w:type="dxa"/>
-              <w:left w:w="90" w:type="dxa"/>
-              <w:bottom w:w="40" w:type="dxa"/>
-              <w:right w:w="90" w:type="dxa"/>
-            </w:tcMar>
-          </w:tcPr>
-          <w:p/>
+            <w:r>
+              <w:rPr>
+                <w:cs/>
+              </w:rPr>
+              <w:t xml:space="preserve">รับคำสั่ง </w:t>
+            </w:r>
+            <w:r>
+              <w:t xml:space="preserve">Query </w:t>
+            </w:r>
+            <w:r>
+              <w:rPr>
+                <w:cs/>
+              </w:rPr>
+              <w:t xml:space="preserve">และส่งข้อมูลผลลัพธ์กลับให้ </w:t>
+            </w:r>
+            <w:r>
+              <w:t>API Application</w:t>
+            </w:r>
+          </w:p>
         </w:tc>
       </w:tr>
     </w:tbl>
@@ -13488,9 +13823,19 @@
           <w:color w:val="087E8B"/>
           <w:sz w:val="30"/>
           <w:szCs w:val="30"/>
+        </w:rPr>
+        <w:sym w:font="Wingdings" w:char="F0E0"/>
+      </w:r>
+      <w:r>
+        <w:rPr>
+          <w:b/>
+          <w:bCs/>
+          <w:color w:val="087E8B"/>
+          <w:sz w:val="30"/>
+          <w:szCs w:val="30"/>
           <w:cs/>
         </w:rPr>
-        <w:t xml:space="preserve">→ </w:t>
+        <w:t xml:space="preserve"> </w:t>
       </w:r>
       <w:r>
         <w:rPr>
@@ -13739,6 +14084,9 @@
           <w:p>
             <w:pPr>
               <w:keepNext/>
+              <w:rPr>
+                <w:rFonts w:hint="cs"/>
+              </w:rPr>
             </w:pPr>
             <w:r>
               <w:rPr>
@@ -13750,12 +14098,13 @@
             </w:r>
             <w:r>
               <w:rPr>
+                <w:rFonts w:hint="cs"/>
                 <w:color w:val="5A6B7C"/>
                 <w:sz w:val="28"/>
                 <w:szCs w:val="28"/>
                 <w:cs/>
               </w:rPr>
-              <w:t>-</w:t>
+              <w:t>-02</w:t>
             </w:r>
           </w:p>
         </w:tc>
@@ -13780,6 +14129,12 @@
             <w:pPr>
               <w:keepNext/>
             </w:pPr>
+            <w:r>
+              <w:rPr>
+                <w:cs/>
+              </w:rPr>
+              <w:t>ข้อมูลความยินยอมและช่องทางติดต่อต้องเป็นความลับ</w:t>
+            </w:r>
           </w:p>
         </w:tc>
         <w:tc>
@@ -13803,6 +14158,24 @@
             <w:pPr>
               <w:keepNext/>
             </w:pPr>
+            <w:r>
+              <w:t xml:space="preserve">API Application </w:t>
+            </w:r>
+            <w:r>
+              <w:rPr>
+                <w:cs/>
+              </w:rPr>
+              <w:t xml:space="preserve">ตรวจ </w:t>
+            </w:r>
+            <w:r>
+              <w:t xml:space="preserve">Role-based Authorization </w:t>
+            </w:r>
+            <w:r>
+              <w:rPr>
+                <w:cs/>
+              </w:rPr>
+              <w:t>ก่อนอ่านข้อมูลความยินยอม</w:t>
+            </w:r>
           </w:p>
         </w:tc>
         <w:tc>
@@ -13826,6 +14199,12 @@
             <w:pPr>
               <w:keepNext/>
             </w:pPr>
+            <w:r>
+              <w:rPr>
+                <w:cs/>
+              </w:rPr>
+              <w:t>ออกแบบแล้ว</w:t>
+            </w:r>
           </w:p>
         </w:tc>
       </w:tr>
@@ -13860,6 +14239,9 @@
           <w:p>
             <w:pPr>
               <w:keepNext/>
+              <w:rPr>
+                <w:rFonts w:hint="cs"/>
+              </w:rPr>
             </w:pPr>
             <w:r>
               <w:rPr>
@@ -13871,12 +14253,13 @@
             </w:r>
             <w:r>
               <w:rPr>
+                <w:rFonts w:hint="cs"/>
                 <w:color w:val="5A6B7C"/>
                 <w:sz w:val="28"/>
                 <w:szCs w:val="28"/>
                 <w:cs/>
               </w:rPr>
-              <w:t>-</w:t>
+              <w:t>-04</w:t>
             </w:r>
           </w:p>
         </w:tc>
@@ -13901,6 +14284,15 @@
             <w:pPr>
               <w:keepNext/>
             </w:pPr>
+            <w:r>
+              <w:rPr>
+                <w:cs/>
+              </w:rPr>
+              <w:t>ข้อความแจ้งเตือนต้องใช้ภาษาที่เป็นกลาง (</w:t>
+            </w:r>
+            <w:r>
+              <w:t>Neutral wording)</w:t>
+            </w:r>
           </w:p>
         </w:tc>
         <w:tc>
@@ -13924,6 +14316,30 @@
             <w:pPr>
               <w:keepNext/>
             </w:pPr>
+            <w:r>
+              <w:rPr>
+                <w:cs/>
+              </w:rPr>
+              <w:t xml:space="preserve">กำหนด </w:t>
+            </w:r>
+            <w:r>
+              <w:t xml:space="preserve">Template </w:t>
+            </w:r>
+            <w:r>
+              <w:rPr>
+                <w:cs/>
+              </w:rPr>
+              <w:t xml:space="preserve">ข้อความแจ้งเตือนให้อยู่ใน </w:t>
+            </w:r>
+            <w:r>
+              <w:t xml:space="preserve">API Application </w:t>
+            </w:r>
+            <w:r>
+              <w:rPr>
+                <w:cs/>
+              </w:rPr>
+              <w:t>ไม่ให้ส่งข้อความอิสระ</w:t>
+            </w:r>
           </w:p>
         </w:tc>
         <w:tc>
@@ -13944,9 +14360,12 @@
             </w:tcMar>
           </w:tcPr>
           <w:p>
-            <w:pPr>
-              <w:keepNext/>
-            </w:pPr>
+            <w:r>
+              <w:rPr>
+                <w:cs/>
+              </w:rPr>
+              <w:t>ออกแบบแล้ว</w:t>
+            </w:r>
           </w:p>
         </w:tc>
       </w:tr>
@@ -13979,6 +14398,11 @@
             </w:tcMar>
           </w:tcPr>
           <w:p>
+            <w:pPr>
+              <w:rPr>
+                <w:rFonts w:hint="cs"/>
+              </w:rPr>
+            </w:pPr>
             <w:r>
               <w:rPr>
                 <w:color w:val="5A6B7C"/>
@@ -13989,12 +14413,13 @@
             </w:r>
             <w:r>
               <w:rPr>
+                <w:rFonts w:hint="cs"/>
                 <w:color w:val="5A6B7C"/>
                 <w:sz w:val="28"/>
                 <w:szCs w:val="28"/>
                 <w:cs/>
               </w:rPr>
-              <w:t>-</w:t>
+              <w:t>-06</w:t>
             </w:r>
           </w:p>
         </w:tc>
@@ -14015,7 +14440,32 @@
               <w:right w:w="90" w:type="dxa"/>
             </w:tcMar>
           </w:tcPr>
-          <w:p/>
+          <w:p>
+            <w:r>
+              <w:rPr>
+                <w:cs/>
+              </w:rPr>
+              <w:t xml:space="preserve">แจ้งเตือน </w:t>
+            </w:r>
+            <w:r>
+              <w:t xml:space="preserve">In-app </w:t>
+            </w:r>
+            <w:r>
+              <w:rPr>
+                <w:cs/>
+              </w:rPr>
+              <w:t xml:space="preserve">ต้องแสดงผลรวดเร็วภายใน </w:t>
+            </w:r>
+            <w:r>
+              <w:t xml:space="preserve">5 </w:t>
+            </w:r>
+            <w:r>
+              <w:rPr>
+                <w:cs/>
+              </w:rPr>
+              <w:t>วินาที</w:t>
+            </w:r>
+          </w:p>
         </w:tc>
         <w:tc>
           <w:tcPr>
@@ -14034,7 +14484,29 @@
               <w:right w:w="90" w:type="dxa"/>
             </w:tcMar>
           </w:tcPr>
-          <w:p/>
+          <w:p>
+            <w:r>
+              <w:t xml:space="preserve">Web App </w:t>
+            </w:r>
+            <w:r>
+              <w:rPr>
+                <w:cs/>
+              </w:rPr>
+              <w:t xml:space="preserve">ทำการ </w:t>
+            </w:r>
+            <w:r>
+              <w:t xml:space="preserve">Fetch/Poll </w:t>
+            </w:r>
+            <w:r>
+              <w:rPr>
+                <w:cs/>
+              </w:rPr>
+              <w:t xml:space="preserve">ข้อมูลแจ้งเตือนล่าสุดผ่าน </w:t>
+            </w:r>
+            <w:r>
+              <w:t>API Application</w:t>
+            </w:r>
+          </w:p>
         </w:tc>
         <w:tc>
           <w:tcPr>
@@ -14053,7 +14525,14 @@
               <w:right w:w="90" w:type="dxa"/>
             </w:tcMar>
           </w:tcPr>
-          <w:p/>
+          <w:p>
+            <w:r>
+              <w:rPr>
+                <w:cs/>
+              </w:rPr>
+              <w:t>ออกแบบแล้ว</w:t>
+            </w:r>
+          </w:p>
         </w:tc>
       </w:tr>
     </w:tbl>
@@ -14075,6 +14554,7 @@
           <w:sz w:val="30"/>
           <w:szCs w:val="30"/>
         </w:rPr>
+        <w:lastRenderedPageBreak/>
         <w:t>4</w:t>
       </w:r>
       <w:r>
@@ -14361,6 +14841,90 @@
               <w:keepNext/>
               <w:keepLines/>
             </w:pPr>
+            <w:r>
+              <w:rPr>
+                <w:cs/>
+              </w:rPr>
+              <w:t xml:space="preserve">ให้รัน </w:t>
+            </w:r>
+            <w:r>
+              <w:t xml:space="preserve">Scheduler </w:t>
+            </w:r>
+            <w:r>
+              <w:rPr>
+                <w:cs/>
+              </w:rPr>
+              <w:t xml:space="preserve">แบบ </w:t>
+            </w:r>
+            <w:r>
+              <w:t>In-process (</w:t>
+            </w:r>
+            <w:r>
+              <w:rPr>
+                <w:cs/>
+              </w:rPr>
+              <w:t xml:space="preserve">เช่น ใช้ </w:t>
+            </w:r>
+            <w:r>
+              <w:t xml:space="preserve">Library </w:t>
+            </w:r>
+            <w:r>
+              <w:rPr>
+                <w:rStyle w:val="HTMLCode"/>
+                <w:rFonts w:eastAsia="TH Sarabun New"/>
+              </w:rPr>
+              <w:t>node-</w:t>
+            </w:r>
+            <w:proofErr w:type="spellStart"/>
+            <w:r>
+              <w:rPr>
+                <w:rStyle w:val="HTMLCode"/>
+                <w:rFonts w:eastAsia="TH Sarabun New"/>
+              </w:rPr>
+              <w:t>cron</w:t>
+            </w:r>
+            <w:proofErr w:type="spellEnd"/>
+            <w:r>
+              <w:t xml:space="preserve">) </w:t>
+            </w:r>
+            <w:r>
+              <w:rPr>
+                <w:cs/>
+              </w:rPr>
+              <w:t xml:space="preserve">ภายใน </w:t>
+            </w:r>
+            <w:r>
+              <w:t xml:space="preserve">API Application </w:t>
+            </w:r>
+            <w:r>
+              <w:rPr>
+                <w:cs/>
+              </w:rPr>
+              <w:t xml:space="preserve">เดิม โดยไม่สร้าง </w:t>
+            </w:r>
+            <w:proofErr w:type="spellStart"/>
+            <w:r>
+              <w:t>Microservice</w:t>
+            </w:r>
+            <w:proofErr w:type="spellEnd"/>
+            <w:r>
+              <w:t xml:space="preserve"> </w:t>
+            </w:r>
+            <w:r>
+              <w:rPr>
+                <w:cs/>
+              </w:rPr>
+              <w:t xml:space="preserve">หรือ </w:t>
+            </w:r>
+            <w:r>
+              <w:t xml:space="preserve">Worker Container </w:t>
+            </w:r>
+            <w:r>
+              <w:rPr>
+                <w:cs/>
+              </w:rPr>
+              <w:t>แยกใหม่</w:t>
+            </w:r>
           </w:p>
         </w:tc>
       </w:tr>
@@ -14494,6 +15058,48 @@
               <w:keepNext/>
               <w:keepLines/>
             </w:pPr>
+            <w:r>
+              <w:rPr>
+                <w:cs/>
+              </w:rPr>
+              <w:t xml:space="preserve">ปริมาณผู้ใช้งานอยู่ในระดับ </w:t>
+            </w:r>
+            <w:r>
+              <w:t xml:space="preserve">1 </w:t>
+            </w:r>
+            <w:r>
+              <w:rPr>
+                <w:cs/>
+              </w:rPr>
+              <w:t>รายวิชา (</w:t>
+            </w:r>
+            <w:r>
+              <w:t xml:space="preserve">CON-01) </w:t>
+            </w:r>
+            <w:r>
+              <w:rPr>
+                <w:cs/>
+              </w:rPr>
+              <w:t xml:space="preserve">ทราฟฟิกไม่สูง การเพิ่ม </w:t>
+            </w:r>
+            <w:r>
+              <w:t xml:space="preserve">Container </w:t>
+            </w:r>
+            <w:r>
+              <w:rPr>
+                <w:cs/>
+              </w:rPr>
+              <w:t xml:space="preserve">ใหม่จะทำให้ </w:t>
+            </w:r>
+            <w:r>
+              <w:t xml:space="preserve">Architecture </w:t>
+            </w:r>
+            <w:r>
+              <w:rPr>
+                <w:cs/>
+              </w:rPr>
+              <w:t>ซับซ้อนเกินจำเป็นและสิ้นเปลืองทรัพยากร</w:t>
+            </w:r>
           </w:p>
         </w:tc>
       </w:tr>
@@ -14564,6 +15170,46 @@
               <w:keepNext/>
               <w:keepLines/>
             </w:pPr>
+            <w:r>
+              <w:rPr>
+                <w:cs/>
+              </w:rPr>
+              <w:t xml:space="preserve">แยกสร้างเป็น </w:t>
+            </w:r>
+            <w:r>
+              <w:t xml:space="preserve">Background Worker Container </w:t>
+            </w:r>
+            <w:r>
+              <w:rPr>
+                <w:cs/>
+              </w:rPr>
+              <w:t xml:space="preserve">อิสระ หรือใช้ </w:t>
+            </w:r>
+            <w:r>
+              <w:t>Message Broker (</w:t>
+            </w:r>
+            <w:r>
+              <w:rPr>
+                <w:cs/>
+              </w:rPr>
+              <w:t xml:space="preserve">เช่น </w:t>
+            </w:r>
+            <w:proofErr w:type="spellStart"/>
+            <w:r>
+              <w:t>RabbitMQ</w:t>
+            </w:r>
+            <w:proofErr w:type="spellEnd"/>
+            <w:r>
+              <w:t xml:space="preserve"> / </w:t>
+            </w:r>
+            <w:proofErr w:type="spellStart"/>
+            <w:r>
+              <w:t>Redis</w:t>
+            </w:r>
+            <w:proofErr w:type="spellEnd"/>
+            <w:r>
+              <w:t xml:space="preserve"> Queue)</w:t>
+            </w:r>
           </w:p>
         </w:tc>
       </w:tr>
@@ -14632,6 +15278,39 @@
             <w:pPr>
               <w:keepLines/>
             </w:pPr>
+            <w:r>
+              <w:rPr>
+                <w:cs/>
+              </w:rPr>
+              <w:t xml:space="preserve">สถาปัตยกรรมยังคงเรียบง่ายตาม </w:t>
+            </w:r>
+            <w:r>
+              <w:t xml:space="preserve">Stack </w:t>
+            </w:r>
+            <w:r>
+              <w:rPr>
+                <w:cs/>
+              </w:rPr>
+              <w:t xml:space="preserve">อ้างอิง ดูแลรักษาง่าย แต่หากมีผู้ใช้เพิ่มขึ้นมหาศาลในอนาคต อาจต้อง </w:t>
+            </w:r>
+            <w:r>
+              <w:t xml:space="preserve">Scale </w:t>
+            </w:r>
+            <w:r>
+              <w:rPr>
+                <w:cs/>
+              </w:rPr>
+              <w:t xml:space="preserve">แนวนอนร่วมกับตัว </w:t>
+            </w:r>
+            <w:r>
+              <w:t xml:space="preserve">API </w:t>
+            </w:r>
+            <w:r>
+              <w:rPr>
+                <w:cs/>
+              </w:rPr>
+              <w:t>หลัก</w:t>
+            </w:r>
           </w:p>
         </w:tc>
       </w:tr>
@@ -14829,6 +15508,52 @@
               <w:keepNext/>
               <w:keepLines/>
             </w:pPr>
+            <w:r>
+              <w:rPr>
+                <w:cs/>
+              </w:rPr>
+              <w:t>จัดเก็บข้อความแจ้งเตือนลงในตาราง</w:t>
+            </w:r>
+            <w:r>
+              <w:t xml:space="preserve"> </w:t>
+            </w:r>
+            <w:r>
+              <w:rPr>
+                <w:rStyle w:val="HTMLCode"/>
+                <w:rFonts w:eastAsia="TH Sarabun New"/>
+              </w:rPr>
+              <w:t>notifications</w:t>
+            </w:r>
+            <w:r>
+              <w:t xml:space="preserve"> </w:t>
+            </w:r>
+            <w:r>
+              <w:rPr>
+                <w:cs/>
+              </w:rPr>
+              <w:t xml:space="preserve">ของ </w:t>
+            </w:r>
+            <w:r>
+              <w:t xml:space="preserve">PostgreSQL </w:t>
+            </w:r>
+            <w:r>
+              <w:rPr>
+                <w:cs/>
+              </w:rPr>
+              <w:t xml:space="preserve">และให้บริการผ่าน </w:t>
+            </w:r>
+            <w:r>
+              <w:t xml:space="preserve">REST API </w:t>
+            </w:r>
+            <w:r>
+              <w:rPr>
+                <w:cs/>
+              </w:rPr>
+              <w:t xml:space="preserve">สำหรับการดึงข้อมูลมาแสดงบน </w:t>
+            </w:r>
+            <w:r>
+              <w:t>Web App</w:t>
+            </w:r>
           </w:p>
         </w:tc>
       </w:tr>
@@ -14962,6 +15687,57 @@
               <w:keepNext/>
               <w:keepLines/>
             </w:pPr>
+            <w:r>
+              <w:rPr>
+                <w:cs/>
+              </w:rPr>
+              <w:t xml:space="preserve">ตรงตาม </w:t>
+            </w:r>
+            <w:r>
+              <w:t xml:space="preserve">Stack </w:t>
+            </w:r>
+            <w:r>
+              <w:rPr>
+                <w:cs/>
+              </w:rPr>
+              <w:t>อ้างอิง (</w:t>
+            </w:r>
+            <w:r>
+              <w:t xml:space="preserve">PostgreSQL) </w:t>
+            </w:r>
+            <w:r>
+              <w:rPr>
+                <w:cs/>
+              </w:rPr>
+              <w:t xml:space="preserve">และตอบโจทย์ </w:t>
+            </w:r>
+            <w:r>
+              <w:t xml:space="preserve">NFR-06 </w:t>
+            </w:r>
+            <w:r>
+              <w:rPr>
+                <w:cs/>
+              </w:rPr>
+              <w:t xml:space="preserve">โดยไม่ต้องเพิ่มเทคโนโลยีประเภท </w:t>
+            </w:r>
+            <w:r>
+              <w:t xml:space="preserve">NoSQL </w:t>
+            </w:r>
+            <w:r>
+              <w:rPr>
+                <w:cs/>
+              </w:rPr>
+              <w:t xml:space="preserve">หรือ </w:t>
+            </w:r>
+            <w:r>
+              <w:t xml:space="preserve">Third-party Push Service </w:t>
+            </w:r>
+            <w:r>
+              <w:rPr>
+                <w:cs/>
+              </w:rPr>
+              <w:t>ที่เกินจำเป็น</w:t>
+            </w:r>
           </w:p>
         </w:tc>
       </w:tr>
@@ -15032,6 +15808,35 @@
               <w:keepNext/>
               <w:keepLines/>
             </w:pPr>
+            <w:r>
+              <w:rPr>
+                <w:cs/>
+              </w:rPr>
+              <w:t xml:space="preserve">การใช้ </w:t>
+            </w:r>
+            <w:r>
+              <w:t xml:space="preserve">Firebase Cloud Messaging (FCM) </w:t>
+            </w:r>
+            <w:r>
+              <w:rPr>
+                <w:cs/>
+              </w:rPr>
+              <w:t xml:space="preserve">หรือ </w:t>
+            </w:r>
+            <w:proofErr w:type="spellStart"/>
+            <w:r>
+              <w:t>OneSignal</w:t>
+            </w:r>
+            <w:proofErr w:type="spellEnd"/>
+            <w:r>
+              <w:t xml:space="preserve"> </w:t>
+            </w:r>
+            <w:r>
+              <w:rPr>
+                <w:cs/>
+              </w:rPr>
+              <w:t>ภายนอก</w:t>
+            </w:r>
           </w:p>
         </w:tc>
       </w:tr>
@@ -15100,6 +15905,21 @@
             <w:pPr>
               <w:keepLines/>
             </w:pPr>
+            <w:r>
+              <w:rPr>
+                <w:cs/>
+              </w:rPr>
+              <w:t xml:space="preserve">ควบคุมข้อมูลความเป็นส่วนตัวภายในขอบเขตระบบได้ </w:t>
+            </w:r>
+            <w:r>
+              <w:t xml:space="preserve">100% </w:t>
+            </w:r>
+            <w:r>
+              <w:rPr>
+                <w:cs/>
+              </w:rPr>
+              <w:t>แต่ผู้ใช้จะเห็นการแจ้งเตือนเมื่อเปิดเข้ามาใช้งานเว็บแอปเท่านั้น</w:t>
+            </w:r>
           </w:p>
         </w:tc>
       </w:tr>
@@ -15359,6 +16179,12 @@
             <w:pPr>
               <w:keepNext/>
             </w:pPr>
+            <w:r>
+              <w:rPr>
+                <w:cs/>
+              </w:rPr>
+              <w:t>ตรวจสอบกำหนดส่งและสร้างแจ้งเตือน</w:t>
+            </w:r>
           </w:p>
         </w:tc>
         <w:tc>
@@ -15382,6 +16208,21 @@
             <w:pPr>
               <w:keepNext/>
             </w:pPr>
+            <w:r>
+              <w:t xml:space="preserve">In-process Scheduler </w:t>
+            </w:r>
+            <w:r>
+              <w:sym w:font="Wingdings" w:char="F0E0"/>
+            </w:r>
+            <w:r>
+              <w:t xml:space="preserve">API Application </w:t>
+            </w:r>
+            <w:r>
+              <w:sym w:font="Wingdings" w:char="F0E0"/>
+            </w:r>
+            <w:r>
+              <w:t xml:space="preserve"> Database</w:t>
+            </w:r>
           </w:p>
         </w:tc>
         <w:tc>
@@ -15405,6 +16246,24 @@
             <w:pPr>
               <w:keepNext/>
             </w:pPr>
+            <w:r>
+              <w:rPr>
+                <w:cs/>
+              </w:rPr>
+              <w:t xml:space="preserve">ตรวจสอบสถานะงานและเวลาที่ </w:t>
+            </w:r>
+            <w:r>
+              <w:t xml:space="preserve">API Application (BR-05) </w:t>
+            </w:r>
+            <w:r>
+              <w:rPr>
+                <w:cs/>
+              </w:rPr>
+              <w:t xml:space="preserve">ก่อนบันทึกลง </w:t>
+            </w:r>
+            <w:r>
+              <w:t>Database</w:t>
+            </w:r>
           </w:p>
         </w:tc>
       </w:tr>
@@ -15436,7 +16295,14 @@
               <w:right w:w="90" w:type="dxa"/>
             </w:tcMar>
           </w:tcPr>
-          <w:p/>
+          <w:p>
+            <w:r>
+              <w:rPr>
+                <w:cs/>
+              </w:rPr>
+              <w:t>ส่งต่องานและเตือนผู้รับช่วงต่อ</w:t>
+            </w:r>
+          </w:p>
         </w:tc>
         <w:tc>
           <w:tcPr>
@@ -15455,7 +16321,38 @@
               <w:right w:w="90" w:type="dxa"/>
             </w:tcMar>
           </w:tcPr>
-          <w:p/>
+          <w:p>
+            <w:r>
+              <w:t xml:space="preserve">Web App </w:t>
+            </w:r>
+            <w:r>
+              <w:sym w:font="Wingdings" w:char="F0E0"/>
+            </w:r>
+            <w:r>
+              <w:t xml:space="preserve"> </w:t>
+            </w:r>
+            <w:r>
+              <w:t xml:space="preserve">API Application </w:t>
+            </w:r>
+            <w:r>
+              <w:sym w:font="Wingdings" w:char="F0E0"/>
+            </w:r>
+            <w:r>
+              <w:t xml:space="preserve"> </w:t>
+            </w:r>
+            <w:r>
+              <w:t xml:space="preserve">Database </w:t>
+            </w:r>
+            <w:r>
+              <w:sym w:font="Wingdings" w:char="F0E0"/>
+            </w:r>
+            <w:r>
+              <w:t xml:space="preserve"> </w:t>
+            </w:r>
+            <w:r>
+              <w:t>Web App</w:t>
+            </w:r>
+          </w:p>
         </w:tc>
         <w:tc>
           <w:tcPr>
@@ -15474,7 +16371,35 @@
               <w:right w:w="90" w:type="dxa"/>
             </w:tcMar>
           </w:tcPr>
-          <w:p/>
+          <w:p>
+            <w:r>
+              <w:rPr>
+                <w:cs/>
+              </w:rPr>
+              <w:t>ตรวจสิทธิ์หัวหน้ากลุ่ม (</w:t>
+            </w:r>
+            <w:r>
+              <w:t xml:space="preserve">BR-02) </w:t>
+            </w:r>
+            <w:r>
+              <w:rPr>
+                <w:cs/>
+              </w:rPr>
+              <w:t xml:space="preserve">และสร้าง </w:t>
+            </w:r>
+            <w:r>
+              <w:t xml:space="preserve">Neutral Log (BR-04/NFR-04) </w:t>
+            </w:r>
+            <w:r>
+              <w:rPr>
+                <w:cs/>
+              </w:rPr>
+              <w:t xml:space="preserve">ที่ </w:t>
+            </w:r>
+            <w:r>
+              <w:t>API Application</w:t>
+            </w:r>
+          </w:p>
         </w:tc>
       </w:tr>
     </w:tbl>
@@ -16262,7 +17187,16 @@
         <w:rPr>
           <w:cs/>
         </w:rPr>
-        <w:t xml:space="preserve"> ( ) </w:t>
+        <w:t xml:space="preserve"> ( </w:t>
+      </w:r>
+      <w:r>
+        <w:t xml:space="preserve">X </w:t>
+      </w:r>
+      <w:r>
+        <w:rPr>
+          <w:cs/>
+        </w:rPr>
+        <w:t xml:space="preserve">) </w:t>
       </w:r>
       <w:r>
         <w:t>CR</w:t>
@@ -16334,7 +17268,22 @@
         <w:rPr>
           <w:cs/>
         </w:rPr>
-        <w:t xml:space="preserve"> ............................................</w:t>
+        <w:t xml:space="preserve"> </w:t>
+      </w:r>
+      <w:r>
+        <w:rPr>
+          <w:cs/>
+        </w:rPr>
+        <w:t xml:space="preserve">ระบบติดตามงานกลุ่มของนักศึกษาจำเป็นต้องเปิดใช้งานขณะรวมกลุ่มทำงานจริงนอกสถานที่ หรือหน้าห้องเรียน การเพิ่มประสิทธิภาพการใช้งานหน้างานสอดคล้องกับพฤติกรรมจริงของผู้ใช้และเป้าหมาย </w:t>
+      </w:r>
+      <w:r>
+        <w:t xml:space="preserve">NFR-05 (Accessibility / Mobile-first) </w:t>
+      </w:r>
+      <w:r>
+        <w:rPr>
+          <w:cs/>
+        </w:rPr>
+        <w:t>ของกลุ่มโดยตรง</w:t>
       </w:r>
     </w:p>
     <w:p>
@@ -16688,6 +17637,39 @@
               <w:keepNext/>
               <w:keepLines/>
             </w:pPr>
+            <w:r>
+              <w:rPr>
+                <w:cs/>
+              </w:rPr>
+              <w:t xml:space="preserve">ปรับปรุงหน้าจอของ </w:t>
+            </w:r>
+            <w:r>
+              <w:t xml:space="preserve">Web Application </w:t>
+            </w:r>
+            <w:r>
+              <w:rPr>
+                <w:cs/>
+              </w:rPr>
+              <w:t xml:space="preserve">ให้เป็น </w:t>
+            </w:r>
+            <w:r>
+              <w:t xml:space="preserve">Mobile-first </w:t>
+            </w:r>
+            <w:r>
+              <w:rPr>
+                <w:cs/>
+              </w:rPr>
+              <w:t xml:space="preserve">เพื่อให้สมาชิกสามารถกดอัปเดตสถานะงาน ถ่ายรูปหรือแนบลิงก์หลักฐานงานหน้างานได้ภายใน </w:t>
+            </w:r>
+            <w:r>
+              <w:t xml:space="preserve">2-3 </w:t>
+            </w:r>
+            <w:r>
+              <w:rPr>
+                <w:cs/>
+              </w:rPr>
+              <w:t>ขั้นตอนบนสมาร์ตโฟน</w:t>
+            </w:r>
           </w:p>
         </w:tc>
       </w:tr>
@@ -16768,6 +17750,9 @@
               <w:keepNext/>
               <w:keepLines/>
             </w:pPr>
+            <w:r>
+              <w:t>NFR-05 (Mobile Responsive), UC-01 (Update Task Status with Evidence), AC-04 (Evidence Submission)</w:t>
+            </w:r>
           </w:p>
         </w:tc>
       </w:tr>
@@ -16859,6 +17844,78 @@
               <w:keepNext/>
               <w:keepLines/>
             </w:pPr>
+            <w:r>
+              <w:rPr>
+                <w:cs/>
+              </w:rPr>
+              <w:t xml:space="preserve">ทางเลือกที่ </w:t>
+            </w:r>
+            <w:r>
+              <w:t>1</w:t>
+            </w:r>
+            <w:r>
+              <w:t xml:space="preserve"> </w:t>
+            </w:r>
+            <w:r>
+              <w:rPr>
+                <w:cs/>
+              </w:rPr>
+              <w:t xml:space="preserve">พัฒนา </w:t>
+            </w:r>
+            <w:r>
+              <w:t xml:space="preserve">Mobile Native Application (React Native) </w:t>
+            </w:r>
+            <w:r>
+              <w:rPr>
+                <w:cs/>
+              </w:rPr>
+              <w:t>แยกต่างหาก</w:t>
+            </w:r>
+          </w:p>
+          <w:p>
+            <w:pPr>
+              <w:keepNext/>
+              <w:keepLines/>
+            </w:pPr>
+            <w:r>
+              <w:rPr>
+                <w:cs/>
+              </w:rPr>
+              <w:t xml:space="preserve">ทางเลือกที่ </w:t>
+            </w:r>
+            <w:r>
+              <w:t>2</w:t>
+            </w:r>
+            <w:r>
+              <w:t xml:space="preserve"> </w:t>
+            </w:r>
+            <w:r>
+              <w:rPr>
+                <w:cs/>
+              </w:rPr>
+              <w:t xml:space="preserve">ปรับแต่ง </w:t>
+            </w:r>
+            <w:r>
+              <w:t xml:space="preserve">Web App </w:t>
+            </w:r>
+            <w:r>
+              <w:rPr>
+                <w:cs/>
+              </w:rPr>
+              <w:t xml:space="preserve">เดิมให้เป็น </w:t>
+            </w:r>
+            <w:r>
+              <w:t xml:space="preserve">Responsive Mobile Web </w:t>
+            </w:r>
+            <w:r>
+              <w:rPr>
+                <w:cs/>
+              </w:rPr>
+              <w:t xml:space="preserve">ที่มี </w:t>
+            </w:r>
+            <w:r>
+              <w:t>Quick Actions Modal</w:t>
+            </w:r>
           </w:p>
         </w:tc>
       </w:tr>
@@ -16937,6 +17994,57 @@
             <w:pPr>
               <w:keepLines/>
             </w:pPr>
+            <w:r>
+              <w:rPr>
+                <w:cs/>
+              </w:rPr>
+              <w:t xml:space="preserve">เลือก ทางเลือกที่ </w:t>
+            </w:r>
+            <w:r>
+              <w:t xml:space="preserve">2 </w:t>
+            </w:r>
+            <w:r>
+              <w:rPr>
+                <w:cs/>
+              </w:rPr>
+              <w:t xml:space="preserve">โดยคง </w:t>
+            </w:r>
+            <w:r>
+              <w:t xml:space="preserve">Web Application </w:t>
+            </w:r>
+            <w:r>
+              <w:rPr>
+                <w:cs/>
+              </w:rPr>
+              <w:t xml:space="preserve">เดิมบน </w:t>
+            </w:r>
+            <w:r>
+              <w:t xml:space="preserve">React </w:t>
+            </w:r>
+            <w:r>
+              <w:rPr>
+                <w:cs/>
+              </w:rPr>
+              <w:t xml:space="preserve">และปรับปรุง </w:t>
+            </w:r>
+            <w:r>
+              <w:t xml:space="preserve">Viewport/CSS Layout / </w:t>
+            </w:r>
+            <w:r>
+              <w:rPr>
+                <w:cs/>
+              </w:rPr>
+              <w:t>ผู้ตัดสิน: นายธดากรณ์ (</w:t>
+            </w:r>
+            <w:r>
+              <w:t xml:space="preserve">Design Lead) </w:t>
+            </w:r>
+            <w:r>
+              <w:rPr>
+                <w:cs/>
+              </w:rPr>
+              <w:t>ร่วมกับทีม</w:t>
+            </w:r>
           </w:p>
         </w:tc>
       </w:tr>
@@ -17171,6 +18279,39 @@
               <w:keepNext/>
               <w:keepLines/>
             </w:pPr>
+            <w:r>
+              <w:rPr>
+                <w:cs/>
+              </w:rPr>
+              <w:t xml:space="preserve">พัฒนาหน้าจอ </w:t>
+            </w:r>
+            <w:r>
+              <w:t xml:space="preserve">Responsive Layout </w:t>
+            </w:r>
+            <w:r>
+              <w:rPr>
+                <w:cs/>
+              </w:rPr>
+              <w:t xml:space="preserve">บน </w:t>
+            </w:r>
+            <w:r>
+              <w:t xml:space="preserve">React Web Application </w:t>
+            </w:r>
+            <w:r>
+              <w:rPr>
+                <w:cs/>
+              </w:rPr>
+              <w:t xml:space="preserve">เดิมโดยไม่สร้าง </w:t>
+            </w:r>
+            <w:r>
+              <w:t xml:space="preserve">Native Mobile App </w:t>
+            </w:r>
+            <w:r>
+              <w:rPr>
+                <w:cs/>
+              </w:rPr>
+              <w:t>ใหม่</w:t>
+            </w:r>
           </w:p>
         </w:tc>
       </w:tr>
@@ -17304,6 +18445,39 @@
               <w:keepNext/>
               <w:keepLines/>
             </w:pPr>
+            <w:r>
+              <w:rPr>
+                <w:cs/>
+              </w:rPr>
+              <w:t xml:space="preserve">ยึดมั่นตาม </w:t>
+            </w:r>
+            <w:r>
+              <w:t xml:space="preserve">Stack </w:t>
+            </w:r>
+            <w:r>
+              <w:rPr>
+                <w:cs/>
+              </w:rPr>
+              <w:t>อ้างอิงและข้อจำกัดของรายวิชา (</w:t>
+            </w:r>
+            <w:r>
+              <w:t xml:space="preserve">CON-05) </w:t>
+            </w:r>
+            <w:r>
+              <w:rPr>
+                <w:cs/>
+              </w:rPr>
+              <w:t xml:space="preserve">ไม่เพิ่มภาระในการดูแลรักษาโค้ดเบสหลายชุด และตอบสนอง </w:t>
+            </w:r>
+            <w:r>
+              <w:t xml:space="preserve">NFR-05 </w:t>
+            </w:r>
+            <w:r>
+              <w:rPr>
+                <w:cs/>
+              </w:rPr>
+              <w:t>ได้ทันที</w:t>
+            </w:r>
           </w:p>
         </w:tc>
       </w:tr>
@@ -17374,6 +18548,15 @@
               <w:keepNext/>
               <w:keepLines/>
             </w:pPr>
+            <w:r>
+              <w:rPr>
+                <w:cs/>
+              </w:rPr>
+              <w:t>แยกพัฒนาแอปพลิเคชันมือถือเฉพาะ (</w:t>
+            </w:r>
+            <w:r>
+              <w:t>iOS/Android Native)</w:t>
+            </w:r>
           </w:p>
         </w:tc>
       </w:tr>
@@ -17442,6 +18625,12 @@
             <w:pPr>
               <w:keepLines/>
             </w:pPr>
+            <w:r>
+              <w:rPr>
+                <w:cs/>
+              </w:rPr>
+              <w:t>นักศึกษาเปิดใช้งานผ่านเบราว์เซอร์บนมือถือได้ทันทีโดยไม่ต้องติดตั้งแอปพลิเคชันเพิ่มเติม</w:t>
+            </w:r>
           </w:p>
         </w:tc>
       </w:tr>
@@ -17738,6 +18927,30 @@
             <w:pPr>
               <w:keepNext/>
             </w:pPr>
+            <w:r>
+              <w:rPr>
+                <w:cs/>
+              </w:rPr>
+              <w:t xml:space="preserve">รองรับ </w:t>
+            </w:r>
+            <w:r>
+              <w:t xml:space="preserve">Desktop </w:t>
+            </w:r>
+            <w:r>
+              <w:rPr>
+                <w:cs/>
+              </w:rPr>
+              <w:t xml:space="preserve">เป็นหลักและ </w:t>
+            </w:r>
+            <w:r>
+              <w:t xml:space="preserve">Mobile </w:t>
+            </w:r>
+            <w:r>
+              <w:rPr>
+                <w:cs/>
+              </w:rPr>
+              <w:t>ทั่วไป</w:t>
+            </w:r>
           </w:p>
         </w:tc>
         <w:tc>
@@ -17761,6 +18974,21 @@
             <w:pPr>
               <w:keepNext/>
             </w:pPr>
+            <w:r>
+              <w:rPr>
+                <w:cs/>
+              </w:rPr>
+              <w:t xml:space="preserve">ให้ความสำคัญกับ </w:t>
+            </w:r>
+            <w:r>
+              <w:t xml:space="preserve">Mobile-first Quick Actions </w:t>
+            </w:r>
+            <w:r>
+              <w:rPr>
+                <w:cs/>
+              </w:rPr>
+              <w:t>เป็นหลัก</w:t>
+            </w:r>
           </w:p>
         </w:tc>
         <w:tc>
@@ -17784,6 +19012,12 @@
             <w:pPr>
               <w:keepNext/>
             </w:pPr>
+            <w:r>
+              <w:rPr>
+                <w:cs/>
+              </w:rPr>
+              <w:t>อำนวยความสะดวกให้นักศึกษาอัปเดตงานหน้างานได้ทันที</w:t>
+            </w:r>
           </w:p>
         </w:tc>
       </w:tr>
@@ -17850,6 +19084,12 @@
             <w:pPr>
               <w:keepNext/>
             </w:pPr>
+            <w:r>
+              <w:rPr>
+                <w:cs/>
+              </w:rPr>
+              <w:t>อัปโหลดหลักฐานผ่านฟอร์มมาตรฐาน</w:t>
+            </w:r>
           </w:p>
         </w:tc>
         <w:tc>
@@ -17873,6 +19113,12 @@
             <w:pPr>
               <w:keepNext/>
             </w:pPr>
+            <w:r>
+              <w:rPr>
+                <w:cs/>
+              </w:rPr>
+              <w:t>เพิ่มฟังก์ชันถ่ายภาพด้วยกล้องมือถือแล้วแนบเป็นหลักฐานทันที</w:t>
+            </w:r>
           </w:p>
         </w:tc>
         <w:tc>
@@ -17896,6 +19142,12 @@
             <w:pPr>
               <w:keepNext/>
             </w:pPr>
+            <w:r>
+              <w:rPr>
+                <w:cs/>
+              </w:rPr>
+              <w:t>สอดคล้องกับพฤติกรรมการทำงานหน้างานของนักศึกษา</w:t>
+            </w:r>
           </w:p>
         </w:tc>
       </w:tr>
@@ -17962,6 +19214,9 @@
             <w:pPr>
               <w:keepNext/>
             </w:pPr>
+            <w:r>
+              <w:t>Web Application (Desktop View)</w:t>
+            </w:r>
           </w:p>
         </w:tc>
         <w:tc>
@@ -17985,6 +19240,9 @@
             <w:pPr>
               <w:keepNext/>
             </w:pPr>
+            <w:r>
+              <w:t>Web Application (Adaptive Touch-friendly UI)</w:t>
+            </w:r>
           </w:p>
         </w:tc>
         <w:tc>
@@ -18008,6 +19266,29 @@
             <w:pPr>
               <w:keepNext/>
             </w:pPr>
+            <w:r>
+              <w:rPr>
+                <w:cs/>
+              </w:rPr>
+              <w:t xml:space="preserve">เพื่อให้ปุ่มกดมีขนาดไม่ต่ำกว่า </w:t>
+            </w:r>
+            <w:r>
+              <w:t xml:space="preserve">44x44 </w:t>
+            </w:r>
+            <w:proofErr w:type="spellStart"/>
+            <w:r>
+              <w:t>px</w:t>
+            </w:r>
+            <w:proofErr w:type="spellEnd"/>
+            <w:r>
+              <w:t xml:space="preserve"> </w:t>
+            </w:r>
+            <w:r>
+              <w:rPr>
+                <w:cs/>
+              </w:rPr>
+              <w:t>ตามเกณฑ์การสัมผัส</w:t>
+            </w:r>
           </w:p>
         </w:tc>
       </w:tr>
@@ -18067,7 +19348,11 @@
               <w:right w:w="90" w:type="dxa"/>
             </w:tcMar>
           </w:tcPr>
-          <w:p/>
+          <w:p>
+            <w:r>
+              <w:t>-</w:t>
+            </w:r>
+          </w:p>
         </w:tc>
         <w:tc>
           <w:tcPr>
@@ -18086,7 +19371,20 @@
               <w:right w:w="90" w:type="dxa"/>
             </w:tcMar>
           </w:tcPr>
-          <w:p/>
+          <w:p>
+            <w:r>
+              <w:t>DD-06 (</w:t>
+            </w:r>
+            <w:r>
+              <w:rPr>
+                <w:cs/>
+              </w:rPr>
+              <w:t xml:space="preserve">การจำกัดขนาดไฟล์รูปภาพหน้างาน: </w:t>
+            </w:r>
+            <w:r>
+              <w:t>TBD)</w:t>
+            </w:r>
+          </w:p>
         </w:tc>
         <w:tc>
           <w:tcPr>
@@ -18105,7 +19403,14 @@
               <w:right w:w="90" w:type="dxa"/>
             </w:tcMar>
           </w:tcPr>
-          <w:p/>
+          <w:p>
+            <w:r>
+              <w:rPr>
+                <w:cs/>
+              </w:rPr>
+              <w:t>ป้องกันปัญหาการอัปโหลดไฟล์ขนาดใหญ่ขณะใช้งานผ่านอินเทอร์เน็ตมือถือ</w:t>
+            </w:r>
+          </w:p>
         </w:tc>
       </w:tr>
     </w:tbl>
@@ -18857,9 +20162,9 @@
         <w:tblLook w:val="04A0" w:firstRow="1" w:lastRow="0" w:firstColumn="1" w:lastColumn="0" w:noHBand="0" w:noVBand="1"/>
       </w:tblPr>
       <w:tblGrid>
-        <w:gridCol w:w="2891"/>
-        <w:gridCol w:w="3373"/>
-        <w:gridCol w:w="3374"/>
+        <w:gridCol w:w="1145"/>
+        <w:gridCol w:w="1439"/>
+        <w:gridCol w:w="7054"/>
       </w:tblGrid>
       <w:tr>
         <w:tblPrEx>
@@ -19052,6 +20357,13 @@
             <w:pPr>
               <w:keepNext/>
             </w:pPr>
+            <w:r>
+              <w:rPr>
+                <w:rFonts w:hint="cs"/>
+                <w:cs/>
+              </w:rPr>
+              <w:t>1. นาย ธดากรณ์ เชื้อโต่ง</w:t>
+            </w:r>
           </w:p>
         </w:tc>
         <w:tc>
@@ -19074,7 +20386,21 @@
           <w:p>
             <w:pPr>
               <w:keepNext/>
-            </w:pPr>
+              <w:rPr>
+                <w:rFonts w:hint="cs"/>
+                <w:cs/>
+              </w:rPr>
+            </w:pPr>
+            <w:r>
+              <w:t xml:space="preserve">File doc. </w:t>
+            </w:r>
+            <w:r>
+              <w:rPr>
+                <w:rFonts w:hint="cs"/>
+                <w:cs/>
+              </w:rPr>
+              <w:t>ทำเนื้อหาเอกสาร</w:t>
+            </w:r>
           </w:p>
         </w:tc>
         <w:tc>
@@ -19098,8 +20424,98 @@
             <w:pPr>
               <w:keepNext/>
             </w:pPr>
-          </w:p>
-        </w:tc>
+            <w:r>
+              <w:rPr>
+                <w:cs/>
+              </w:rPr>
+              <w:drawing>
+                <wp:inline distT="0" distB="0" distL="0" distR="0" wp14:anchorId="041508A2" wp14:editId="01BB32F3">
+                  <wp:extent cx="4365404" cy="388620"/>
+                  <wp:effectExtent l="0" t="0" r="0" b="0"/>
+                  <wp:docPr id="1" name="Picture 1"/>
+                  <wp:cNvGraphicFramePr>
+                    <a:graphicFrameLocks xmlns:a="http://schemas.openxmlformats.org/drawingml/2006/main" noChangeAspect="1"/>
+                  </wp:cNvGraphicFramePr>
+                  <a:graphic xmlns:a="http://schemas.openxmlformats.org/drawingml/2006/main">
+                    <a:graphicData uri="http://schemas.openxmlformats.org/drawingml/2006/picture">
+                      <pic:pic xmlns:pic="http://schemas.openxmlformats.org/drawingml/2006/picture">
+                        <pic:nvPicPr>
+                          <pic:cNvPr id="1" name=""/>
+                          <pic:cNvPicPr/>
+                        </pic:nvPicPr>
+                        <pic:blipFill>
+                          <a:blip r:embed="rId13"/>
+                          <a:stretch>
+                            <a:fillRect/>
+                          </a:stretch>
+                        </pic:blipFill>
+                        <pic:spPr>
+                          <a:xfrm>
+                            <a:off x="0" y="0"/>
+                            <a:ext cx="4418614" cy="393357"/>
+                          </a:xfrm>
+                          <a:prstGeom prst="rect">
+                            <a:avLst/>
+                          </a:prstGeom>
+                        </pic:spPr>
+                      </pic:pic>
+                    </a:graphicData>
+                  </a:graphic>
+                </wp:inline>
+              </w:drawing>
+            </w:r>
+          </w:p>
+          <w:p>
+            <w:pPr>
+              <w:keepNext/>
+              <w:rPr>
+                <w:rFonts w:hint="cs"/>
+              </w:rPr>
+            </w:pPr>
+            <w:r>
+              <w:rPr>
+                <w:cs/>
+              </w:rPr>
+              <w:drawing>
+                <wp:inline distT="0" distB="0" distL="0" distR="0" wp14:anchorId="1AD63005" wp14:editId="71DC4396">
+                  <wp:extent cx="3817951" cy="1280271"/>
+                  <wp:effectExtent l="0" t="0" r="0" b="0"/>
+                  <wp:docPr id="2" name="Picture 2"/>
+                  <wp:cNvGraphicFramePr>
+                    <a:graphicFrameLocks xmlns:a="http://schemas.openxmlformats.org/drawingml/2006/main" noChangeAspect="1"/>
+                  </wp:cNvGraphicFramePr>
+                  <a:graphic xmlns:a="http://schemas.openxmlformats.org/drawingml/2006/main">
+                    <a:graphicData uri="http://schemas.openxmlformats.org/drawingml/2006/picture">
+                      <pic:pic xmlns:pic="http://schemas.openxmlformats.org/drawingml/2006/picture">
+                        <pic:nvPicPr>
+                          <pic:cNvPr id="1" name=""/>
+                          <pic:cNvPicPr/>
+                        </pic:nvPicPr>
+                        <pic:blipFill>
+                          <a:blip r:embed="rId14"/>
+                          <a:stretch>
+                            <a:fillRect/>
+                          </a:stretch>
+                        </pic:blipFill>
+                        <pic:spPr>
+                          <a:xfrm>
+                            <a:off x="0" y="0"/>
+                            <a:ext cx="3817951" cy="1280271"/>
+                          </a:xfrm>
+                          <a:prstGeom prst="rect">
+                            <a:avLst/>
+                          </a:prstGeom>
+                        </pic:spPr>
+                      </pic:pic>
+                    </a:graphicData>
+                  </a:graphic>
+                </wp:inline>
+              </w:drawing>
+            </w:r>
+          </w:p>
+        </w:tc>
+        <w:bookmarkStart w:id="0" w:name="_GoBack"/>
+        <w:bookmarkEnd w:id="0"/>
       </w:tr>
       <w:tr>
         <w:tblPrEx>
@@ -19349,6 +20765,7 @@
           <w:color w:val="173B65"/>
           <w:cs/>
         </w:rPr>
+        <w:lastRenderedPageBreak/>
         <w:t>รับรอง:</w:t>
       </w:r>
       <w:r>
@@ -19377,8 +20794,8 @@
       </w:r>
     </w:p>
     <w:sectPr>
-      <w:headerReference w:type="default" r:id="rId13"/>
-      <w:footerReference w:type="default" r:id="rId14"/>
+      <w:headerReference w:type="default" r:id="rId15"/>
+      <w:footerReference w:type="default" r:id="rId16"/>
       <w:pgSz w:w="11906" w:h="16838"/>
       <w:pgMar w:top="1134" w:right="1134" w:bottom="1134" w:left="1134" w:header="560" w:footer="560" w:gutter="0"/>
       <w:cols w:space="720"/>
@@ -19479,7 +20896,7 @@
         <w:sz w:val="24"/>
         <w:szCs w:val="24"/>
       </w:rPr>
-      <w:t>9</w:t>
+      <w:t>11</w:t>
     </w:r>
     <w:r>
       <w:rPr>
@@ -19565,7 +20982,7 @@
         <w:sz w:val="24"/>
         <w:szCs w:val="24"/>
       </w:rPr>
-      <w:t>11</w:t>
+      <w:t>12</w:t>
     </w:r>
     <w:r>
       <w:rPr>
@@ -19651,7 +21068,7 @@
         <w:sz w:val="24"/>
         <w:szCs w:val="24"/>
       </w:rPr>
-      <w:t>12</w:t>
+      <w:t>13</w:t>
     </w:r>
     <w:r>
       <w:rPr>
@@ -19737,7 +21154,7 @@
         <w:sz w:val="24"/>
         <w:szCs w:val="24"/>
       </w:rPr>
-      <w:t>15</w:t>
+      <w:t>17</w:t>
     </w:r>
     <w:r>
       <w:rPr>
@@ -20088,6 +21505,434 @@
       <w:lvlJc w:val="left"/>
     </w:lvl>
   </w:abstractNum>
+  <w:abstractNum w:abstractNumId="2" w15:restartNumberingAfterBreak="0">
+    <w:nsid w:val="4BA54FC7"/>
+    <w:multiLevelType w:val="hybridMultilevel"/>
+    <w:tmpl w:val="7B0CF7A6"/>
+    <w:lvl w:ilvl="0" w:tplc="11AA179E">
+      <w:start w:val="4"/>
+      <w:numFmt w:val="bullet"/>
+      <w:lvlText w:val="&gt;"/>
+      <w:lvlJc w:val="left"/>
+      <w:pPr>
+        <w:ind w:left="720" w:hanging="360"/>
+      </w:pPr>
+      <w:rPr>
+        <w:rFonts w:ascii="TH Sarabun New" w:eastAsia="TH Sarabun New" w:hAnsi="TH Sarabun New" w:cs="TH Sarabun New" w:hint="default"/>
+      </w:rPr>
+    </w:lvl>
+    <w:lvl w:ilvl="1" w:tplc="04090003" w:tentative="1">
+      <w:start w:val="1"/>
+      <w:numFmt w:val="bullet"/>
+      <w:lvlText w:val="o"/>
+      <w:lvlJc w:val="left"/>
+      <w:pPr>
+        <w:ind w:left="1440" w:hanging="360"/>
+      </w:pPr>
+      <w:rPr>
+        <w:rFonts w:ascii="Courier New" w:hAnsi="Courier New" w:cs="Courier New" w:hint="default"/>
+      </w:rPr>
+    </w:lvl>
+    <w:lvl w:ilvl="2" w:tplc="04090005" w:tentative="1">
+      <w:start w:val="1"/>
+      <w:numFmt w:val="bullet"/>
+      <w:lvlText w:val=""/>
+      <w:lvlJc w:val="left"/>
+      <w:pPr>
+        <w:ind w:left="2160" w:hanging="360"/>
+      </w:pPr>
+      <w:rPr>
+        <w:rFonts w:ascii="Wingdings" w:hAnsi="Wingdings" w:hint="default"/>
+      </w:rPr>
+    </w:lvl>
+    <w:lvl w:ilvl="3" w:tplc="04090001" w:tentative="1">
+      <w:start w:val="1"/>
+      <w:numFmt w:val="bullet"/>
+      <w:lvlText w:val=""/>
+      <w:lvlJc w:val="left"/>
+      <w:pPr>
+        <w:ind w:left="2880" w:hanging="360"/>
+      </w:pPr>
+      <w:rPr>
+        <w:rFonts w:ascii="Symbol" w:hAnsi="Symbol" w:hint="default"/>
+      </w:rPr>
+    </w:lvl>
+    <w:lvl w:ilvl="4" w:tplc="04090003" w:tentative="1">
+      <w:start w:val="1"/>
+      <w:numFmt w:val="bullet"/>
+      <w:lvlText w:val="o"/>
+      <w:lvlJc w:val="left"/>
+      <w:pPr>
+        <w:ind w:left="3600" w:hanging="360"/>
+      </w:pPr>
+      <w:rPr>
+        <w:rFonts w:ascii="Courier New" w:hAnsi="Courier New" w:cs="Courier New" w:hint="default"/>
+      </w:rPr>
+    </w:lvl>
+    <w:lvl w:ilvl="5" w:tplc="04090005" w:tentative="1">
+      <w:start w:val="1"/>
+      <w:numFmt w:val="bullet"/>
+      <w:lvlText w:val=""/>
+      <w:lvlJc w:val="left"/>
+      <w:pPr>
+        <w:ind w:left="4320" w:hanging="360"/>
+      </w:pPr>
+      <w:rPr>
+        <w:rFonts w:ascii="Wingdings" w:hAnsi="Wingdings" w:hint="default"/>
+      </w:rPr>
+    </w:lvl>
+    <w:lvl w:ilvl="6" w:tplc="04090001" w:tentative="1">
+      <w:start w:val="1"/>
+      <w:numFmt w:val="bullet"/>
+      <w:lvlText w:val=""/>
+      <w:lvlJc w:val="left"/>
+      <w:pPr>
+        <w:ind w:left="5040" w:hanging="360"/>
+      </w:pPr>
+      <w:rPr>
+        <w:rFonts w:ascii="Symbol" w:hAnsi="Symbol" w:hint="default"/>
+      </w:rPr>
+    </w:lvl>
+    <w:lvl w:ilvl="7" w:tplc="04090003" w:tentative="1">
+      <w:start w:val="1"/>
+      <w:numFmt w:val="bullet"/>
+      <w:lvlText w:val="o"/>
+      <w:lvlJc w:val="left"/>
+      <w:pPr>
+        <w:ind w:left="5760" w:hanging="360"/>
+      </w:pPr>
+      <w:rPr>
+        <w:rFonts w:ascii="Courier New" w:hAnsi="Courier New" w:cs="Courier New" w:hint="default"/>
+      </w:rPr>
+    </w:lvl>
+    <w:lvl w:ilvl="8" w:tplc="04090005" w:tentative="1">
+      <w:start w:val="1"/>
+      <w:numFmt w:val="bullet"/>
+      <w:lvlText w:val=""/>
+      <w:lvlJc w:val="left"/>
+      <w:pPr>
+        <w:ind w:left="6480" w:hanging="360"/>
+      </w:pPr>
+      <w:rPr>
+        <w:rFonts w:ascii="Wingdings" w:hAnsi="Wingdings" w:hint="default"/>
+      </w:rPr>
+    </w:lvl>
+  </w:abstractNum>
+  <w:abstractNum w:abstractNumId="3" w15:restartNumberingAfterBreak="0">
+    <w:nsid w:val="5AD6089F"/>
+    <w:multiLevelType w:val="hybridMultilevel"/>
+    <w:tmpl w:val="637262C0"/>
+    <w:lvl w:ilvl="0" w:tplc="0409000F">
+      <w:start w:val="1"/>
+      <w:numFmt w:val="decimal"/>
+      <w:lvlText w:val="%1."/>
+      <w:lvlJc w:val="left"/>
+      <w:pPr>
+        <w:ind w:left="720" w:hanging="360"/>
+      </w:pPr>
+      <w:rPr>
+        <w:rFonts w:hint="default"/>
+      </w:rPr>
+    </w:lvl>
+    <w:lvl w:ilvl="1" w:tplc="04090019" w:tentative="1">
+      <w:start w:val="1"/>
+      <w:numFmt w:val="lowerLetter"/>
+      <w:lvlText w:val="%2."/>
+      <w:lvlJc w:val="left"/>
+      <w:pPr>
+        <w:ind w:left="1440" w:hanging="360"/>
+      </w:pPr>
+    </w:lvl>
+    <w:lvl w:ilvl="2" w:tplc="0409001B" w:tentative="1">
+      <w:start w:val="1"/>
+      <w:numFmt w:val="lowerRoman"/>
+      <w:lvlText w:val="%3."/>
+      <w:lvlJc w:val="right"/>
+      <w:pPr>
+        <w:ind w:left="2160" w:hanging="180"/>
+      </w:pPr>
+    </w:lvl>
+    <w:lvl w:ilvl="3" w:tplc="0409000F" w:tentative="1">
+      <w:start w:val="1"/>
+      <w:numFmt w:val="decimal"/>
+      <w:lvlText w:val="%4."/>
+      <w:lvlJc w:val="left"/>
+      <w:pPr>
+        <w:ind w:left="2880" w:hanging="360"/>
+      </w:pPr>
+    </w:lvl>
+    <w:lvl w:ilvl="4" w:tplc="04090019" w:tentative="1">
+      <w:start w:val="1"/>
+      <w:numFmt w:val="lowerLetter"/>
+      <w:lvlText w:val="%5."/>
+      <w:lvlJc w:val="left"/>
+      <w:pPr>
+        <w:ind w:left="3600" w:hanging="360"/>
+      </w:pPr>
+    </w:lvl>
+    <w:lvl w:ilvl="5" w:tplc="0409001B" w:tentative="1">
+      <w:start w:val="1"/>
+      <w:numFmt w:val="lowerRoman"/>
+      <w:lvlText w:val="%6."/>
+      <w:lvlJc w:val="right"/>
+      <w:pPr>
+        <w:ind w:left="4320" w:hanging="180"/>
+      </w:pPr>
+    </w:lvl>
+    <w:lvl w:ilvl="6" w:tplc="0409000F" w:tentative="1">
+      <w:start w:val="1"/>
+      <w:numFmt w:val="decimal"/>
+      <w:lvlText w:val="%7."/>
+      <w:lvlJc w:val="left"/>
+      <w:pPr>
+        <w:ind w:left="5040" w:hanging="360"/>
+      </w:pPr>
+    </w:lvl>
+    <w:lvl w:ilvl="7" w:tplc="04090019" w:tentative="1">
+      <w:start w:val="1"/>
+      <w:numFmt w:val="lowerLetter"/>
+      <w:lvlText w:val="%8."/>
+      <w:lvlJc w:val="left"/>
+      <w:pPr>
+        <w:ind w:left="5760" w:hanging="360"/>
+      </w:pPr>
+    </w:lvl>
+    <w:lvl w:ilvl="8" w:tplc="0409001B" w:tentative="1">
+      <w:start w:val="1"/>
+      <w:numFmt w:val="lowerRoman"/>
+      <w:lvlText w:val="%9."/>
+      <w:lvlJc w:val="right"/>
+      <w:pPr>
+        <w:ind w:left="6480" w:hanging="180"/>
+      </w:pPr>
+    </w:lvl>
+  </w:abstractNum>
+  <w:abstractNum w:abstractNumId="4" w15:restartNumberingAfterBreak="0">
+    <w:nsid w:val="65DF653F"/>
+    <w:multiLevelType w:val="hybridMultilevel"/>
+    <w:tmpl w:val="0E844B74"/>
+    <w:lvl w:ilvl="0" w:tplc="7826D8CE">
+      <w:start w:val="4"/>
+      <w:numFmt w:val="bullet"/>
+      <w:lvlText w:val="&gt;"/>
+      <w:lvlJc w:val="left"/>
+      <w:pPr>
+        <w:ind w:left="720" w:hanging="360"/>
+      </w:pPr>
+      <w:rPr>
+        <w:rFonts w:ascii="TH Sarabun New" w:eastAsia="TH Sarabun New" w:hAnsi="TH Sarabun New" w:cs="TH Sarabun New" w:hint="default"/>
+      </w:rPr>
+    </w:lvl>
+    <w:lvl w:ilvl="1" w:tplc="04090003" w:tentative="1">
+      <w:start w:val="1"/>
+      <w:numFmt w:val="bullet"/>
+      <w:lvlText w:val="o"/>
+      <w:lvlJc w:val="left"/>
+      <w:pPr>
+        <w:ind w:left="1440" w:hanging="360"/>
+      </w:pPr>
+      <w:rPr>
+        <w:rFonts w:ascii="Courier New" w:hAnsi="Courier New" w:cs="Courier New" w:hint="default"/>
+      </w:rPr>
+    </w:lvl>
+    <w:lvl w:ilvl="2" w:tplc="04090005" w:tentative="1">
+      <w:start w:val="1"/>
+      <w:numFmt w:val="bullet"/>
+      <w:lvlText w:val=""/>
+      <w:lvlJc w:val="left"/>
+      <w:pPr>
+        <w:ind w:left="2160" w:hanging="360"/>
+      </w:pPr>
+      <w:rPr>
+        <w:rFonts w:ascii="Wingdings" w:hAnsi="Wingdings" w:hint="default"/>
+      </w:rPr>
+    </w:lvl>
+    <w:lvl w:ilvl="3" w:tplc="04090001" w:tentative="1">
+      <w:start w:val="1"/>
+      <w:numFmt w:val="bullet"/>
+      <w:lvlText w:val=""/>
+      <w:lvlJc w:val="left"/>
+      <w:pPr>
+        <w:ind w:left="2880" w:hanging="360"/>
+      </w:pPr>
+      <w:rPr>
+        <w:rFonts w:ascii="Symbol" w:hAnsi="Symbol" w:hint="default"/>
+      </w:rPr>
+    </w:lvl>
+    <w:lvl w:ilvl="4" w:tplc="04090003" w:tentative="1">
+      <w:start w:val="1"/>
+      <w:numFmt w:val="bullet"/>
+      <w:lvlText w:val="o"/>
+      <w:lvlJc w:val="left"/>
+      <w:pPr>
+        <w:ind w:left="3600" w:hanging="360"/>
+      </w:pPr>
+      <w:rPr>
+        <w:rFonts w:ascii="Courier New" w:hAnsi="Courier New" w:cs="Courier New" w:hint="default"/>
+      </w:rPr>
+    </w:lvl>
+    <w:lvl w:ilvl="5" w:tplc="04090005" w:tentative="1">
+      <w:start w:val="1"/>
+      <w:numFmt w:val="bullet"/>
+      <w:lvlText w:val=""/>
+      <w:lvlJc w:val="left"/>
+      <w:pPr>
+        <w:ind w:left="4320" w:hanging="360"/>
+      </w:pPr>
+      <w:rPr>
+        <w:rFonts w:ascii="Wingdings" w:hAnsi="Wingdings" w:hint="default"/>
+      </w:rPr>
+    </w:lvl>
+    <w:lvl w:ilvl="6" w:tplc="04090001" w:tentative="1">
+      <w:start w:val="1"/>
+      <w:numFmt w:val="bullet"/>
+      <w:lvlText w:val=""/>
+      <w:lvlJc w:val="left"/>
+      <w:pPr>
+        <w:ind w:left="5040" w:hanging="360"/>
+      </w:pPr>
+      <w:rPr>
+        <w:rFonts w:ascii="Symbol" w:hAnsi="Symbol" w:hint="default"/>
+      </w:rPr>
+    </w:lvl>
+    <w:lvl w:ilvl="7" w:tplc="04090003" w:tentative="1">
+      <w:start w:val="1"/>
+      <w:numFmt w:val="bullet"/>
+      <w:lvlText w:val="o"/>
+      <w:lvlJc w:val="left"/>
+      <w:pPr>
+        <w:ind w:left="5760" w:hanging="360"/>
+      </w:pPr>
+      <w:rPr>
+        <w:rFonts w:ascii="Courier New" w:hAnsi="Courier New" w:cs="Courier New" w:hint="default"/>
+      </w:rPr>
+    </w:lvl>
+    <w:lvl w:ilvl="8" w:tplc="04090005" w:tentative="1">
+      <w:start w:val="1"/>
+      <w:numFmt w:val="bullet"/>
+      <w:lvlText w:val=""/>
+      <w:lvlJc w:val="left"/>
+      <w:pPr>
+        <w:ind w:left="6480" w:hanging="360"/>
+      </w:pPr>
+      <w:rPr>
+        <w:rFonts w:ascii="Wingdings" w:hAnsi="Wingdings" w:hint="default"/>
+      </w:rPr>
+    </w:lvl>
+  </w:abstractNum>
+  <w:abstractNum w:abstractNumId="5" w15:restartNumberingAfterBreak="0">
+    <w:nsid w:val="7ECC3AD8"/>
+    <w:multiLevelType w:val="hybridMultilevel"/>
+    <w:tmpl w:val="255A5DC2"/>
+    <w:lvl w:ilvl="0" w:tplc="DC96EE06">
+      <w:start w:val="4"/>
+      <w:numFmt w:val="bullet"/>
+      <w:lvlText w:val=""/>
+      <w:lvlJc w:val="left"/>
+      <w:pPr>
+        <w:ind w:left="720" w:hanging="360"/>
+      </w:pPr>
+      <w:rPr>
+        <w:rFonts w:ascii="Wingdings" w:eastAsia="TH Sarabun New" w:hAnsi="Wingdings" w:cs="TH Sarabun New" w:hint="default"/>
+      </w:rPr>
+    </w:lvl>
+    <w:lvl w:ilvl="1" w:tplc="04090003" w:tentative="1">
+      <w:start w:val="1"/>
+      <w:numFmt w:val="bullet"/>
+      <w:lvlText w:val="o"/>
+      <w:lvlJc w:val="left"/>
+      <w:pPr>
+        <w:ind w:left="1440" w:hanging="360"/>
+      </w:pPr>
+      <w:rPr>
+        <w:rFonts w:ascii="Courier New" w:hAnsi="Courier New" w:cs="Courier New" w:hint="default"/>
+      </w:rPr>
+    </w:lvl>
+    <w:lvl w:ilvl="2" w:tplc="04090005" w:tentative="1">
+      <w:start w:val="1"/>
+      <w:numFmt w:val="bullet"/>
+      <w:lvlText w:val=""/>
+      <w:lvlJc w:val="left"/>
+      <w:pPr>
+        <w:ind w:left="2160" w:hanging="360"/>
+      </w:pPr>
+      <w:rPr>
+        <w:rFonts w:ascii="Wingdings" w:hAnsi="Wingdings" w:hint="default"/>
+      </w:rPr>
+    </w:lvl>
+    <w:lvl w:ilvl="3" w:tplc="04090001" w:tentative="1">
+      <w:start w:val="1"/>
+      <w:numFmt w:val="bullet"/>
+      <w:lvlText w:val=""/>
+      <w:lvlJc w:val="left"/>
+      <w:pPr>
+        <w:ind w:left="2880" w:hanging="360"/>
+      </w:pPr>
+      <w:rPr>
+        <w:rFonts w:ascii="Symbol" w:hAnsi="Symbol" w:hint="default"/>
+      </w:rPr>
+    </w:lvl>
+    <w:lvl w:ilvl="4" w:tplc="04090003" w:tentative="1">
+      <w:start w:val="1"/>
+      <w:numFmt w:val="bullet"/>
+      <w:lvlText w:val="o"/>
+      <w:lvlJc w:val="left"/>
+      <w:pPr>
+        <w:ind w:left="3600" w:hanging="360"/>
+      </w:pPr>
+      <w:rPr>
+        <w:rFonts w:ascii="Courier New" w:hAnsi="Courier New" w:cs="Courier New" w:hint="default"/>
+      </w:rPr>
+    </w:lvl>
+    <w:lvl w:ilvl="5" w:tplc="04090005" w:tentative="1">
+      <w:start w:val="1"/>
+      <w:numFmt w:val="bullet"/>
+      <w:lvlText w:val=""/>
+      <w:lvlJc w:val="left"/>
+      <w:pPr>
+        <w:ind w:left="4320" w:hanging="360"/>
+      </w:pPr>
+      <w:rPr>
+        <w:rFonts w:ascii="Wingdings" w:hAnsi="Wingdings" w:hint="default"/>
+      </w:rPr>
+    </w:lvl>
+    <w:lvl w:ilvl="6" w:tplc="04090001" w:tentative="1">
+      <w:start w:val="1"/>
+      <w:numFmt w:val="bullet"/>
+      <w:lvlText w:val=""/>
+      <w:lvlJc w:val="left"/>
+      <w:pPr>
+        <w:ind w:left="5040" w:hanging="360"/>
+      </w:pPr>
+      <w:rPr>
+        <w:rFonts w:ascii="Symbol" w:hAnsi="Symbol" w:hint="default"/>
+      </w:rPr>
+    </w:lvl>
+    <w:lvl w:ilvl="7" w:tplc="04090003" w:tentative="1">
+      <w:start w:val="1"/>
+      <w:numFmt w:val="bullet"/>
+      <w:lvlText w:val="o"/>
+      <w:lvlJc w:val="left"/>
+      <w:pPr>
+        <w:ind w:left="5760" w:hanging="360"/>
+      </w:pPr>
+      <w:rPr>
+        <w:rFonts w:ascii="Courier New" w:hAnsi="Courier New" w:cs="Courier New" w:hint="default"/>
+      </w:rPr>
+    </w:lvl>
+    <w:lvl w:ilvl="8" w:tplc="04090005" w:tentative="1">
+      <w:start w:val="1"/>
+      <w:numFmt w:val="bullet"/>
+      <w:lvlText w:val=""/>
+      <w:lvlJc w:val="left"/>
+      <w:pPr>
+        <w:ind w:left="6480" w:hanging="360"/>
+      </w:pPr>
+      <w:rPr>
+        <w:rFonts w:ascii="Wingdings" w:hAnsi="Wingdings" w:hint="default"/>
+      </w:rPr>
+    </w:lvl>
+  </w:abstractNum>
   <w:num w:numId="1">
     <w:abstractNumId w:val="0"/>
     <w:lvlOverride w:ilvl="0">
@@ -20099,6 +21944,18 @@
     <w:lvlOverride w:ilvl="0">
       <w:startOverride w:val="1"/>
     </w:lvlOverride>
+  </w:num>
+  <w:num w:numId="3">
+    <w:abstractNumId w:val="4"/>
+  </w:num>
+  <w:num w:numId="4">
+    <w:abstractNumId w:val="5"/>
+  </w:num>
+  <w:num w:numId="5">
+    <w:abstractNumId w:val="2"/>
+  </w:num>
+  <w:num w:numId="6">
+    <w:abstractNumId w:val="3"/>
   </w:num>
 </w:numbering>
 </file>
@@ -20699,6 +22556,19 @@
       <w:szCs w:val="24"/>
     </w:rPr>
   </w:style>
+  <w:style w:type="character" w:styleId="HTMLCode">
+    <w:name w:val="HTML Code"/>
+    <w:basedOn w:val="DefaultParagraphFont"/>
+    <w:uiPriority w:val="99"/>
+    <w:semiHidden/>
+    <w:unhideWhenUsed/>
+    <w:rsid w:val="00CC593B"/>
+    <w:rPr>
+      <w:rFonts w:ascii="Tahoma" w:eastAsia="Times New Roman" w:hAnsi="Tahoma" w:cs="Tahoma"/>
+      <w:sz w:val="20"/>
+      <w:szCs w:val="20"/>
+    </w:rPr>
+  </w:style>
 </w:styles>
 </file>
 
